--- a/klagomål/A 20886-2026 FSC-klagomål.docx
+++ b/klagomål/A 20886-2026 FSC-klagomål.docx
@@ -691,7 +691,7 @@
     <w:r>
       <w:tab/>
       <w:tab/>
-      <w:t>2026-05-16</w:t>
+      <w:t>2026-05-17</w:t>
       <w:br/>
       <w:br/>
     </w:r>

--- a/klagomål/A 20886-2026 FSC-klagomål.docx
+++ b/klagomål/A 20886-2026 FSC-klagomål.docx
@@ -691,7 +691,7 @@
     <w:r>
       <w:tab/>
       <w:tab/>
-      <w:t>2026-05-17</w:t>
+      <w:t>2026-05-18</w:t>
       <w:br/>
       <w:br/>
     </w:r>

--- a/klagomål/A 20886-2026 FSC-klagomål.docx
+++ b/klagomål/A 20886-2026 FSC-klagomål.docx
@@ -691,7 +691,7 @@
     <w:r>
       <w:tab/>
       <w:tab/>
-      <w:t>2026-05-18</w:t>
+      <w:t>2026-05-19</w:t>
       <w:br/>
       <w:br/>
     </w:r>

--- a/klagomål/A 20886-2026 FSC-klagomål.docx
+++ b/klagomål/A 20886-2026 FSC-klagomål.docx
@@ -691,7 +691,7 @@
     <w:r>
       <w:tab/>
       <w:tab/>
-      <w:t>2026-05-19</w:t>
+      <w:t>2026-05-20</w:t>
       <w:br/>
       <w:br/>
     </w:r>

--- a/klagomål/A 20886-2026 FSC-klagomål.docx
+++ b/klagomål/A 20886-2026 FSC-klagomål.docx
@@ -691,7 +691,7 @@
     <w:r>
       <w:tab/>
       <w:tab/>
-      <w:t>2026-05-20</w:t>
+      <w:t>2026-05-21</w:t>
       <w:br/>
       <w:br/>
     </w:r>

--- a/klagomål/A 20886-2026 FSC-klagomål.docx
+++ b/klagomål/A 20886-2026 FSC-klagomål.docx
@@ -691,7 +691,7 @@
     <w:r>
       <w:tab/>
       <w:tab/>
-      <w:t>2026-05-21</w:t>
+      <w:t>2026-05-22</w:t>
       <w:br/>
       <w:br/>
     </w:r>

--- a/klagomål/A 20886-2026 FSC-klagomål.docx
+++ b/klagomål/A 20886-2026 FSC-klagomål.docx
@@ -691,7 +691,7 @@
     <w:r>
       <w:tab/>
       <w:tab/>
-      <w:t>2026-05-22</w:t>
+      <w:t>2026-05-23</w:t>
       <w:br/>
       <w:br/>
     </w:r>

--- a/klagomål/A 20886-2026 FSC-klagomål.docx
+++ b/klagomål/A 20886-2026 FSC-klagomål.docx
@@ -691,7 +691,7 @@
     <w:r>
       <w:tab/>
       <w:tab/>
-      <w:t>2026-05-23</w:t>
+      <w:t>2026-05-24</w:t>
       <w:br/>
       <w:br/>
     </w:r>

--- a/klagomål/A 20886-2026 FSC-klagomål.docx
+++ b/klagomål/A 20886-2026 FSC-klagomål.docx
@@ -691,7 +691,7 @@
     <w:r>
       <w:tab/>
       <w:tab/>
-      <w:t>2026-05-24</w:t>
+      <w:t>2026-05-25</w:t>
       <w:br/>
       <w:br/>
     </w:r>

--- a/klagomål/A 20886-2026 FSC-klagomål.docx
+++ b/klagomål/A 20886-2026 FSC-klagomål.docx
@@ -691,7 +691,7 @@
     <w:r>
       <w:tab/>
       <w:tab/>
-      <w:t>2026-05-25</w:t>
+      <w:t>2026-05-26</w:t>
       <w:br/>
       <w:br/>
     </w:r>

--- a/klagomål/A 20886-2026 FSC-klagomål.docx
+++ b/klagomål/A 20886-2026 FSC-klagomål.docx
@@ -691,7 +691,7 @@
     <w:r>
       <w:tab/>
       <w:tab/>
-      <w:t>2026-05-26</w:t>
+      <w:t>2026-05-27</w:t>
       <w:br/>
       <w:br/>
     </w:r>

--- a/klagomål/A 20886-2026 FSC-klagomål.docx
+++ b/klagomål/A 20886-2026 FSC-klagomål.docx
@@ -691,7 +691,7 @@
     <w:r>
       <w:tab/>
       <w:tab/>
-      <w:t>2026-05-27</w:t>
+      <w:t>2026-05-28</w:t>
       <w:br/>
       <w:br/>
     </w:r>

--- a/klagomål/A 20886-2026 FSC-klagomål.docx
+++ b/klagomål/A 20886-2026 FSC-klagomål.docx
@@ -691,7 +691,7 @@
     <w:r>
       <w:tab/>
       <w:tab/>
-      <w:t>2026-05-28</w:t>
+      <w:t>2026-05-29</w:t>
       <w:br/>
       <w:br/>
     </w:r>

--- a/klagomål/A 20886-2026 FSC-klagomål.docx
+++ b/klagomål/A 20886-2026 FSC-klagomål.docx
@@ -691,7 +691,7 @@
     <w:r>
       <w:tab/>
       <w:tab/>
-      <w:t>2026-05-29</w:t>
+      <w:t>2026-05-30</w:t>
       <w:br/>
       <w:br/>
     </w:r>

--- a/klagomål/A 20886-2026 FSC-klagomål.docx
+++ b/klagomål/A 20886-2026 FSC-klagomål.docx
@@ -691,7 +691,7 @@
     <w:r>
       <w:tab/>
       <w:tab/>
-      <w:t>2026-05-30</w:t>
+      <w:t>2026-05-31</w:t>
       <w:br/>
       <w:br/>
     </w:r>

--- a/klagomål/A 20886-2026 FSC-klagomål.docx
+++ b/klagomål/A 20886-2026 FSC-klagomål.docx
@@ -691,7 +691,7 @@
     <w:r>
       <w:tab/>
       <w:tab/>
-      <w:t>2026-05-31</w:t>
+      <w:t>2026-06-01</w:t>
       <w:br/>
       <w:br/>
     </w:r>

--- a/klagomål/A 20886-2026 FSC-klagomål.docx
+++ b/klagomål/A 20886-2026 FSC-klagomål.docx
@@ -691,7 +691,7 @@
     <w:r>
       <w:tab/>
       <w:tab/>
-      <w:t>2026-06-01</w:t>
+      <w:t>2026-06-02</w:t>
       <w:br/>
       <w:br/>
     </w:r>

--- a/klagomål/A 20886-2026 FSC-klagomål.docx
+++ b/klagomål/A 20886-2026 FSC-klagomål.docx
@@ -691,7 +691,7 @@
     <w:r>
       <w:tab/>
       <w:tab/>
-      <w:t>2026-06-02</w:t>
+      <w:t>2026-06-03</w:t>
       <w:br/>
       <w:br/>
     </w:r>

--- a/klagomål/A 20886-2026 FSC-klagomål.docx
+++ b/klagomål/A 20886-2026 FSC-klagomål.docx
@@ -691,7 +691,7 @@
     <w:r>
       <w:tab/>
       <w:tab/>
-      <w:t>2026-06-03</w:t>
+      <w:t>2026-06-04</w:t>
       <w:br/>
       <w:br/>
     </w:r>

--- a/klagomål/A 20886-2026 FSC-klagomål.docx
+++ b/klagomål/A 20886-2026 FSC-klagomål.docx
@@ -691,7 +691,7 @@
     <w:r>
       <w:tab/>
       <w:tab/>
-      <w:t>2026-06-04</w:t>
+      <w:t>2026-06-05</w:t>
       <w:br/>
       <w:br/>
     </w:r>

--- a/klagomål/A 20886-2026 FSC-klagomål.docx
+++ b/klagomål/A 20886-2026 FSC-klagomål.docx
@@ -691,7 +691,7 @@
     <w:r>
       <w:tab/>
       <w:tab/>
-      <w:t>2026-06-05</w:t>
+      <w:t>2026-06-06</w:t>
       <w:br/>
       <w:br/>
     </w:r>

--- a/klagomål/A 20886-2026 FSC-klagomål.docx
+++ b/klagomål/A 20886-2026 FSC-klagomål.docx
@@ -691,7 +691,7 @@
     <w:r>
       <w:tab/>
       <w:tab/>
-      <w:t>2026-06-06</w:t>
+      <w:t>2026-06-07</w:t>
       <w:br/>
       <w:br/>
     </w:r>

--- a/klagomål/A 20886-2026 FSC-klagomål.docx
+++ b/klagomål/A 20886-2026 FSC-klagomål.docx
@@ -691,7 +691,7 @@
     <w:r>
       <w:tab/>
       <w:tab/>
-      <w:t>2026-06-07</w:t>
+      <w:t>2026-06-08</w:t>
       <w:br/>
       <w:br/>
     </w:r>

--- a/klagomål/A 20886-2026 FSC-klagomål.docx
+++ b/klagomål/A 20886-2026 FSC-klagomål.docx
@@ -691,7 +691,7 @@
     <w:r>
       <w:tab/>
       <w:tab/>
-      <w:t>2026-06-08</w:t>
+      <w:t>2026-06-09</w:t>
       <w:br/>
       <w:br/>
     </w:r>

--- a/klagomål/A 20886-2026 FSC-klagomål.docx
+++ b/klagomål/A 20886-2026 FSC-klagomål.docx
@@ -691,7 +691,7 @@
     <w:r>
       <w:tab/>
       <w:tab/>
-      <w:t>2026-06-09</w:t>
+      <w:t>2026-06-10</w:t>
       <w:br/>
       <w:br/>
     </w:r>

--- a/klagomål/A 20886-2026 FSC-klagomål.docx
+++ b/klagomål/A 20886-2026 FSC-klagomål.docx
@@ -691,7 +691,7 @@
     <w:r>
       <w:tab/>
       <w:tab/>
-      <w:t>2026-06-10</w:t>
+      <w:t>2026-06-11</w:t>
       <w:br/>
       <w:br/>
     </w:r>

--- a/klagomål/A 20886-2026 FSC-klagomål.docx
+++ b/klagomål/A 20886-2026 FSC-klagomål.docx
@@ -691,7 +691,7 @@
     <w:r>
       <w:tab/>
       <w:tab/>
-      <w:t>2026-06-11</w:t>
+      <w:t>2026-06-12</w:t>
       <w:br/>
       <w:br/>
     </w:r>

--- a/klagomål/A 20886-2026 FSC-klagomål.docx
+++ b/klagomål/A 20886-2026 FSC-klagomål.docx
@@ -691,7 +691,7 @@
     <w:r>
       <w:tab/>
       <w:tab/>
-      <w:t>2026-06-12</w:t>
+      <w:t>2026-06-13</w:t>
       <w:br/>
       <w:br/>
     </w:r>

--- a/klagomål/A 20886-2026 FSC-klagomål.docx
+++ b/klagomål/A 20886-2026 FSC-klagomål.docx
@@ -691,7 +691,7 @@
     <w:r>
       <w:tab/>
       <w:tab/>
-      <w:t>2026-06-13</w:t>
+      <w:t>2026-06-14</w:t>
       <w:br/>
       <w:br/>
     </w:r>

--- a/klagomål/A 20886-2026 FSC-klagomål.docx
+++ b/klagomål/A 20886-2026 FSC-klagomål.docx
@@ -691,7 +691,7 @@
     <w:r>
       <w:tab/>
       <w:tab/>
-      <w:t>2026-06-15</w:t>
+      <w:t>2026-06-16</w:t>
       <w:br/>
       <w:br/>
     </w:r>

--- a/klagomål/A 20886-2026 FSC-klagomål.docx
+++ b/klagomål/A 20886-2026 FSC-klagomål.docx
@@ -691,7 +691,7 @@
     <w:r>
       <w:tab/>
       <w:tab/>
-      <w:t>2026-06-16</w:t>
+      <w:t>2026-06-17</w:t>
       <w:br/>
       <w:br/>
     </w:r>

--- a/klagomål/A 20886-2026 FSC-klagomål.docx
+++ b/klagomål/A 20886-2026 FSC-klagomål.docx
@@ -1,6 +1,6 @@
 
 <file path=word/document.xml><?xml version="1.0" encoding="utf-8"?>
-<w:document xmlns:wpc="http://schemas.microsoft.com/office/word/2010/wordprocessingCanvas" xmlns:cx="http://schemas.microsoft.com/office/drawing/2014/chartex" xmlns:cx1="http://schemas.microsoft.com/office/drawing/2015/9/8/chartex" xmlns:cx2="http://schemas.microsoft.com/office/drawing/2015/10/21/chartex" xmlns:cx3="http://schemas.microsoft.com/office/drawing/2016/5/9/chartex" xmlns:cx4="http://schemas.microsoft.com/office/drawing/2016/5/10/chartex" xmlns:cx5="http://schemas.microsoft.com/office/drawing/2016/5/11/chartex" xmlns:cx6="http://schemas.microsoft.com/office/drawing/2016/5/12/chartex" xmlns:cx7="http://schemas.microsoft.com/office/drawing/2016/5/13/chartex" xmlns:cx8="http://schemas.microsoft.com/office/drawing/2016/5/14/chartex" xmlns:mc="http://schemas.openxmlformats.org/markup-compatibility/2006" xmlns:aink="http://schemas.microsoft.com/office/drawing/2016/ink" xmlns:am3d="http://schemas.microsoft.com/office/drawing/2017/model3d" xmlns:o="urn:schemas-microsoft-com:office:office" xmlns:oel="http://schemas.microsoft.com/office/2019/extlst" xmlns:r="http://schemas.openxmlformats.org/officeDocument/2006/relationships" xmlns:m="http://schemas.openxmlformats.org/officeDocument/2006/math" xmlns:v="urn:schemas-microsoft-com:vml" xmlns:wp14="http://schemas.microsoft.com/office/word/2010/wordprocessingDrawing" xmlns:wp="http://schemas.openxmlformats.org/drawingml/2006/wordprocessingDrawing" xmlns:w10="urn:schemas-microsoft-com:office:word" xmlns:w="http://schemas.openxmlformats.org/wordprocessingml/2006/main" xmlns:w14="http://schemas.microsoft.com/office/word/2010/wordml" xmlns:w15="http://schemas.microsoft.com/office/word/2012/wordml" xmlns:w16cex="http://schemas.microsoft.com/office/word/2018/wordml/cex" xmlns:w16cid="http://schemas.microsoft.com/office/word/2016/wordml/cid" xmlns:w16="http://schemas.microsoft.com/office/word/2018/wordml" xmlns:w16sdtdh="http://schemas.microsoft.com/office/word/2020/wordml/sdtdatahash" xmlns:w16se="http://schemas.microsoft.com/office/word/2015/wordml/symex" xmlns:wpg="http://schemas.microsoft.com/office/word/2010/wordprocessingGroup" xmlns:wpi="http://schemas.microsoft.com/office/word/2010/wordprocessingInk" xmlns:wne="http://schemas.microsoft.com/office/word/2006/wordml" xmlns:wps="http://schemas.microsoft.com/office/word/2010/wordprocessingShape" mc:Ignorable="w14 w15 w16se w16cid w16 w16cex w16sdtdh wp14">
+<w:document xmlns:wpc="http://schemas.microsoft.com/office/word/2010/wordprocessingCanvas" xmlns:cx="http://schemas.microsoft.com/office/drawing/2014/chartex" xmlns:cx1="http://schemas.microsoft.com/office/drawing/2015/9/8/chartex" xmlns:cx2="http://schemas.microsoft.com/office/drawing/2015/10/21/chartex" xmlns:cx3="http://schemas.microsoft.com/office/drawing/2016/5/9/chartex" xmlns:cx4="http://schemas.microsoft.com/office/drawing/2016/5/10/chartex" xmlns:cx5="http://schemas.microsoft.com/office/drawing/2016/5/11/chartex" xmlns:cx6="http://schemas.microsoft.com/office/drawing/2016/5/12/chartex" xmlns:cx7="http://schemas.microsoft.com/office/drawing/2016/5/13/chartex" xmlns:cx8="http://schemas.microsoft.com/office/drawing/2016/5/14/chartex" xmlns:mc="http://schemas.openxmlformats.org/markup-compatibility/2006" xmlns:aink="http://schemas.microsoft.com/office/drawing/2016/ink" xmlns:am3d="http://schemas.microsoft.com/office/drawing/2017/model3d" xmlns:o="urn:schemas-microsoft-com:office:office" xmlns:oel="http://schemas.microsoft.com/office/2019/extlst" xmlns:r="http://schemas.openxmlformats.org/officeDocument/2006/relationships" xmlns:m="http://schemas.openxmlformats.org/officeDocument/2006/math" xmlns:v="urn:schemas-microsoft-com:vml" xmlns:wp14="http://schemas.microsoft.com/office/word/2010/wordprocessingDrawing" xmlns:wp="http://schemas.openxmlformats.org/drawingml/2006/wordprocessingDrawing" xmlns:w10="urn:schemas-microsoft-com:office:word" xmlns:w="http://schemas.openxmlformats.org/wordprocessingml/2006/main" xmlns:w14="http://schemas.microsoft.com/office/word/2010/wordml" xmlns:w15="http://schemas.microsoft.com/office/word/2012/wordml" xmlns:w16cex="http://schemas.microsoft.com/office/word/2018/wordml/cex" xmlns:w16cid="http://schemas.microsoft.com/office/word/2016/wordml/cid" xmlns:w16="http://schemas.microsoft.com/office/word/2018/wordml" xmlns:w16du="http://schemas.microsoft.com/office/word/2023/wordml/word16du" xmlns:w16sdtdh="http://schemas.microsoft.com/office/word/2020/wordml/sdtdatahash" xmlns:w16sdtfl="http://schemas.microsoft.com/office/word/2024/wordml/sdtformatlock" xmlns:w16se="http://schemas.microsoft.com/office/word/2015/wordml/symex" xmlns:wpg="http://schemas.microsoft.com/office/word/2010/wordprocessingGroup" xmlns:wpi="http://schemas.microsoft.com/office/word/2010/wordprocessingInk" xmlns:wne="http://schemas.microsoft.com/office/word/2006/wordml" xmlns:wps="http://schemas.microsoft.com/office/word/2010/wordprocessingShape" mc:Ignorable="w14 w15 w16se w16cid w16 w16cex w16sdtdh w16sdtfl w16du wp14">
   <w:body>
     <w:p>
       <w:r>
@@ -168,12 +168,12 @@
     </w:p>
     <w:p>
       <w:r>
-        <w:t>Detta dokument behandlar höga naturvärden i avverkningsanmälan A 20886-2026 i Krokoms kommun. Denna avverkningsanmälan inkom 2026-04-30 10:20:32 och omfattar 3,9 ha.</w:t>
+        <w:t>Detta dokument behandlar höga naturvärden i avverkningsanmälan A 20886-2026 i Krokoms kommun som inkom 2026-04-30 och omfattar 3,9 ha.</w:t>
       </w:r>
     </w:p>
     <w:p>
       <w:r>
-        <w:t>Nedan presenteras fynd av naturvårdsarter som gjorts i det avverkningsanmälda området, samt relevanta utdrag ur standarderna för FSC, Chain of Custody, Controlled Wood och PEFC.</w:t>
+        <w:t>Nedan presenteras fynd av naturvårdsarter som gjorts i det avverkningsanmälda området, samt relevanta utdrag ur standarderna för FSC, Chain of Custody, Controlled Wood och PEFC. I BILAGA 1 finns artfakta om rödlistade arter.</w:t>
       </w:r>
     </w:p>
     <w:p>
@@ -191,12 +191,15 @@
     </w:p>
     <w:p>
       <w:r>
-        <w:t>I avverkningsanmälan har följande 2 naturvårdsarter hittats: blå taggsvamp (NT) och rävticka (S). Av dessa är 1 rödlistade. För rödlistade arter har rödlistekategorin angivits inom parentes. Arter som är signalarter enligt Skogsstyrelsen har markerats med (S).</w:t>
+        <w:t>I och inom 11 meter från avverkningsanmälan har följande 4 naturvårdsarter hittats: ulltickeporing (VU), blå taggsvamp (NT, T), ullticka (NT, T) och rävticka (S, T). Av dessa är 3 rödlistade. För rödlistade arter har rödlistekategorin angivits inom parentes. Arter som är signalarter enligt Skogsstyrelsen har markerats med (S). Typiska arter inom Natura 2000 som är kopplade till skogsekosystem har markerats med (T).</w:t>
       </w:r>
     </w:p>
     <w:p>
       <w:r>
-        <w:t>De påträffade naturvårdsarterna är ett tydligt kvitto på att detta rör sig om en skog med höga naturvärden. I Figur 1 visas en karta över det avverkningsanmälda området, där samtliga fyndplatser för naturvårdsarter som finns registrerade på Artportalen har markerats.</w:t>
+        <w:t>De påträffade naturvårdsarterna är ett tydligt kvitto på att det rör sig om en skog med höga naturvärden.</w:t>
+      </w:r>
+      <w:r>
+        <w:t xml:space="preserve"> I Figur 1 visas fyndplatser för naturvårdsarter i området, som finns registrerade på Artportalen.</w:t>
       </w:r>
     </w:p>
     <w:p>
@@ -206,7 +209,7 @@
       <w:r>
         <w:drawing>
           <wp:inline xmlns:a="http://schemas.openxmlformats.org/drawingml/2006/main" xmlns:pic="http://schemas.openxmlformats.org/drawingml/2006/picture">
-            <wp:extent cx="5486400" cy="2072698"/>
+            <wp:extent cx="5486400" cy="2958131"/>
             <wp:docPr id="1" name="Picture 1"/>
             <wp:cNvGraphicFramePr>
               <a:graphicFrameLocks noChangeAspect="1"/>
@@ -227,7 +230,7 @@
                   <pic:spPr>
                     <a:xfrm>
                       <a:off x="0" y="0"/>
-                      <a:ext cx="5486400" cy="2072698"/>
+                      <a:ext cx="5486400" cy="2958131"/>
                     </a:xfrm>
                     <a:prstGeom prst="rect"/>
                   </pic:spPr>
@@ -241,9 +244,10 @@
     <w:p>
       <w:pPr>
         <w:pStyle w:val="Caption"/>
+        <w:spacing w:after="240"/>
       </w:pPr>
       <w:r>
-        <w:t>Figur 1. Fyndplatser för naturvårdsarter i det avverkningsanmälda området (röd linje). Markörer utan svart kant är placerade på fyndplatsen. Markörer med svart kant är placerade vid sidan av fyndplatsen och har ett svart streck som visar fyndplatsens exakta position. Kartans mittpunktskoordinat är N 7028630, E 479617 i SWEREF 99 TM.</w:t>
+        <w:t>Figur 1. Fyndplatser för naturvårdsarter i och inom 11 meter från avverkningsanmälan (röd linje). Markörer utan svart kant är placerade på fyndplatsen. Markörer med svart kant är placerade vid sidan av fyndplatsen och har ett svart streck som visar fyndplatsens exakta position. Kartans mittpunktskoordinat är N 7028630, E 479617 i SWEREF 99 TM.</w:t>
       </w:r>
     </w:p>
     <w:p>
@@ -284,6 +288,86 @@
       </w:r>
       <w:r>
         <w:t>(SLU Artdatabanken, 2025).</w:t>
+      </w:r>
+    </w:p>
+    <w:p>
+      <w:r>
+        <w:rPr>
+          <w:b/>
+        </w:rPr>
+        <w:t>Ullticka (NT)</w:t>
+      </w:r>
+      <w:r>
+        <w:t xml:space="preserve"> är knuten till restbestånd av barrnaturskog och förekommer med ett tydligt optimum i orörda eller måttligt påverkade gamla granskogar där det föreligger viss kontinuitet av grov död ved. Ullticka är en bra signalart inom hela sitt utbredningsområde och i södra Sverige är den sällsynt och en god signalart för skyddsvärda granskogsmiljöer. Den hotas av avverkning och fragmentering av naturskog och äldre granskog med lång trädkontinuitet. På ullticka kan ibland ulltickeporing (VU) påträffas - det är en sällsynt ticka som nyligen delats upp i de tre olika arterna ulltickeporing </w:t>
+      </w:r>
+      <w:r>
+        <w:rPr>
+          <w:i/>
+        </w:rPr>
+        <w:t xml:space="preserve">Skeletocutis brevispora </w:t>
+      </w:r>
+      <w:r>
+        <w:t>(VU)</w:t>
+      </w:r>
+      <w:r>
+        <w:rPr>
+          <w:i/>
+        </w:rPr>
+        <w:t>, Skeletocutis delicata</w:t>
+      </w:r>
+      <w:r>
+        <w:t xml:space="preserve"> (VU)</w:t>
+      </w:r>
+      <w:r>
+        <w:rPr>
+          <w:i/>
+        </w:rPr>
+        <w:t xml:space="preserve"> och Skeletocutis exilis</w:t>
+      </w:r>
+      <w:r>
+        <w:t xml:space="preserve"> (NT). Ullticka är typisk art för </w:t>
+      </w:r>
+      <w:r>
+        <w:rPr>
+          <w:i/>
+        </w:rPr>
+        <w:t xml:space="preserve">9010 Taiga, 9050 Näringsrik granskog </w:t>
+      </w:r>
+      <w:r>
+        <w:t xml:space="preserve">och </w:t>
+      </w:r>
+      <w:r>
+        <w:rPr>
+          <w:i/>
+        </w:rPr>
+        <w:t>9030 Landhöjningsskog</w:t>
+      </w:r>
+      <w:r>
+        <w:t xml:space="preserve"> (SLU Artdatabanken, 2026; Nitare &amp; Skogsstyrelsen, 2019; Miettinen &amp; Niemelä, 2018).</w:t>
+      </w:r>
+    </w:p>
+    <w:p>
+      <w:r>
+        <w:rPr>
+          <w:b/>
+        </w:rPr>
+        <w:t xml:space="preserve">Ulltickeporing </w:t>
+      </w:r>
+      <w:r>
+        <w:rPr>
+          <w:b/>
+          <w:i/>
+        </w:rPr>
+        <w:t>Skeletocutis brevispora</w:t>
+      </w:r>
+      <w:r>
+        <w:rPr>
+          <w:b/>
+        </w:rPr>
+        <w:t xml:space="preserve"> (VU)</w:t>
+      </w:r>
+      <w:r>
+        <w:t>, rödlistad som sårbar, växer på ullticka (NT) i naturskogsartade granskogar. Avverkning av naturskogslika miljöer och av grova granar där ulltickeporing förekommer är ett direkt hot mot artens fortlevnad. Alla skogliga åtgärder som innebär att lågor och döda eller skadade träd tas bort missgynnar arten. På sikt är minskad tillgång till lämpligt substrat och krympande areal av naturskog ett hot, framförallt råder brist på grov ved som lågor i sena nedbrytningsstadier. Ytterligare fragmentering av skogslandskapet minskar artens möjligheter till spridning. Gamla granskogar som hyser arten undantas helt från skogsbruk (SLU Artdatabanken, 2024).</w:t>
       </w:r>
     </w:p>
     <w:p>
@@ -376,7 +460,7 @@
         <w:rPr>
           <w:i/>
         </w:rPr>
-        <w:t>I det avverkningsanmälda skogsområdet har 2 naturvårdsarter varav 1 rödlistade arter sina livsmiljöer och växtplatser.</w:t>
+        <w:t>I det avverkningsanmälda skogsområdet har 4 naturvårdsarter varav 3 rödlistade arter sina livsmiljöer och växtplatser.</w:t>
       </w:r>
     </w:p>
     <w:p>
@@ -563,6 +647,109 @@
         <w:t>I den avverkningsanmälda skogen har fridlysta arter sina livsmiljöer och växtplatser. Att skada de fridlysta arternas livsmiljöer, växtplatser eller ekologiska funktion är inte tillåtet enligt artskyddsförordningen</w:t>
       </w:r>
     </w:p>
+    <w:p>
+      <w:r>
+        <w:br w:type="page"/>
+      </w:r>
+    </w:p>
+    <w:p>
+      <w:pPr>
+        <w:pStyle w:val="Title"/>
+      </w:pPr>
+      <w:r>
+        <w:t>BILAGA 1 – Rödlistade arter</w:t>
+      </w:r>
+    </w:p>
+    <w:p>
+      <w:pPr>
+        <w:pStyle w:val="Heading1"/>
+      </w:pPr>
+      <w:r>
+        <w:t>Ulltickeporing – ekologi samt krav på livsmiljön</w:t>
+      </w:r>
+    </w:p>
+    <w:p>
+      <w:r>
+        <w:t xml:space="preserve">Ulltickeporing </w:t>
+      </w:r>
+      <w:r>
+        <w:rPr>
+          <w:i/>
+        </w:rPr>
+        <w:t>Skeletocutis brevispora</w:t>
+      </w:r>
+      <w:r>
+        <w:t xml:space="preserve"> (VU), rödlistad som sårbar, växer på ullticka (NT) i naturskogsartade granskogar. Avverkning av naturskogslika miljöer och av grova granar där ulltickeporing förekommer är ett direkt hot mot artens fortlevnad Alla skogliga åtgärder som innebär att lågor och döda eller skadade träd tas bort missgynnar arten. På sikt är minskad tillgång till lämpligt substrat och krympande areal av naturskog ett hot, framförallt råder brist på grov ved som lågor i sena nedbrytningsstadier. Ytterligare fragmentering av skogslandskapet minskar artens möjligheter till spridning. Gamla granskogar som hyser arten undantas helt från skogsbruk (SLU Artdatabanken, 2026).</w:t>
+      </w:r>
+    </w:p>
+    <w:p>
+      <w:r>
+        <w:t xml:space="preserve">Ulltickeporingen har nyligen delats upp i de tre olika arterna ulltickeporing </w:t>
+      </w:r>
+      <w:r>
+        <w:rPr>
+          <w:i/>
+        </w:rPr>
+        <w:t xml:space="preserve">Skeletocutis brevispora </w:t>
+      </w:r>
+      <w:r>
+        <w:t>(VU)</w:t>
+      </w:r>
+      <w:r>
+        <w:rPr>
+          <w:i/>
+        </w:rPr>
+        <w:t>, Skeletocutis delicata</w:t>
+      </w:r>
+      <w:r>
+        <w:t xml:space="preserve"> (VU)</w:t>
+      </w:r>
+      <w:r>
+        <w:rPr>
+          <w:i/>
+        </w:rPr>
+        <w:t xml:space="preserve"> och Skeletocutis exilis</w:t>
+      </w:r>
+      <w:r>
+        <w:t xml:space="preserve"> (NT) (SLU Artdatabanken, 2026; Miettinen &amp; Niemelä, 2018).</w:t>
+      </w:r>
+    </w:p>
+    <w:p>
+      <w:pPr>
+        <w:pStyle w:val="Heading2"/>
+      </w:pPr>
+      <w:r>
+        <w:t>Referenser – ulltickeporing</w:t>
+      </w:r>
+    </w:p>
+    <w:p>
+      <w:r>
+        <w:t xml:space="preserve">Miettinen, O. &amp; Niemelä, T., 2018. </w:t>
+      </w:r>
+      <w:r>
+        <w:rPr>
+          <w:i/>
+        </w:rPr>
+        <w:t>Two new temperate polypore species of Skeletocutis (Polyporales, Basidiomycota)</w:t>
+      </w:r>
+      <w:r>
+        <w:t>. Ann. Bot. Fennici 55: 195–206.</w:t>
+      </w:r>
+    </w:p>
+    <w:p>
+      <w:r>
+        <w:t xml:space="preserve">SLU Artdatabanken, 2026. </w:t>
+      </w:r>
+      <w:r>
+        <w:rPr>
+          <w:i/>
+        </w:rPr>
+        <w:t xml:space="preserve">Artfaktablad. Naturvård – artfakta. </w:t>
+      </w:r>
+      <w:r>
+        <w:t>SLU Artdatabanken, Uppsala.</w:t>
+      </w:r>
+    </w:p>
     <w:sectPr>
       <w:headerReference w:type="even" r:id="rId8"/>
       <w:headerReference w:type="default" r:id="rId9"/>
@@ -581,7 +768,7 @@
 </file>
 
 <file path=word/endnotes.xml><?xml version="1.0" encoding="utf-8"?>
-<w:endnotes xmlns:wpc="http://schemas.microsoft.com/office/word/2010/wordprocessingCanvas" xmlns:cx="http://schemas.microsoft.com/office/drawing/2014/chartex" xmlns:cx1="http://schemas.microsoft.com/office/drawing/2015/9/8/chartex" xmlns:cx2="http://schemas.microsoft.com/office/drawing/2015/10/21/chartex" xmlns:cx3="http://schemas.microsoft.com/office/drawing/2016/5/9/chartex" xmlns:cx4="http://schemas.microsoft.com/office/drawing/2016/5/10/chartex" xmlns:cx5="http://schemas.microsoft.com/office/drawing/2016/5/11/chartex" xmlns:cx6="http://schemas.microsoft.com/office/drawing/2016/5/12/chartex" xmlns:cx7="http://schemas.microsoft.com/office/drawing/2016/5/13/chartex" xmlns:cx8="http://schemas.microsoft.com/office/drawing/2016/5/14/chartex" xmlns:mc="http://schemas.openxmlformats.org/markup-compatibility/2006" xmlns:aink="http://schemas.microsoft.com/office/drawing/2016/ink" xmlns:am3d="http://schemas.microsoft.com/office/drawing/2017/model3d" xmlns:o="urn:schemas-microsoft-com:office:office" xmlns:oel="http://schemas.microsoft.com/office/2019/extlst" xmlns:r="http://schemas.openxmlformats.org/officeDocument/2006/relationships" xmlns:m="http://schemas.openxmlformats.org/officeDocument/2006/math" xmlns:v="urn:schemas-microsoft-com:vml" xmlns:wp14="http://schemas.microsoft.com/office/word/2010/wordprocessingDrawing" xmlns:wp="http://schemas.openxmlformats.org/drawingml/2006/wordprocessingDrawing" xmlns:w10="urn:schemas-microsoft-com:office:word" xmlns:w="http://schemas.openxmlformats.org/wordprocessingml/2006/main" xmlns:w14="http://schemas.microsoft.com/office/word/2010/wordml" xmlns:w15="http://schemas.microsoft.com/office/word/2012/wordml" xmlns:w16cex="http://schemas.microsoft.com/office/word/2018/wordml/cex" xmlns:w16cid="http://schemas.microsoft.com/office/word/2016/wordml/cid" xmlns:w16="http://schemas.microsoft.com/office/word/2018/wordml" xmlns:w16sdtdh="http://schemas.microsoft.com/office/word/2020/wordml/sdtdatahash" xmlns:w16se="http://schemas.microsoft.com/office/word/2015/wordml/symex" xmlns:wpg="http://schemas.microsoft.com/office/word/2010/wordprocessingGroup" xmlns:wpi="http://schemas.microsoft.com/office/word/2010/wordprocessingInk" xmlns:wne="http://schemas.microsoft.com/office/word/2006/wordml" xmlns:wps="http://schemas.microsoft.com/office/word/2010/wordprocessingShape" mc:Ignorable="w14 w15 w16se w16cid w16 w16cex w16sdtdh wp14">
+<w:endnotes xmlns:wpc="http://schemas.microsoft.com/office/word/2010/wordprocessingCanvas" xmlns:cx="http://schemas.microsoft.com/office/drawing/2014/chartex" xmlns:cx1="http://schemas.microsoft.com/office/drawing/2015/9/8/chartex" xmlns:cx2="http://schemas.microsoft.com/office/drawing/2015/10/21/chartex" xmlns:cx3="http://schemas.microsoft.com/office/drawing/2016/5/9/chartex" xmlns:cx4="http://schemas.microsoft.com/office/drawing/2016/5/10/chartex" xmlns:cx5="http://schemas.microsoft.com/office/drawing/2016/5/11/chartex" xmlns:cx6="http://schemas.microsoft.com/office/drawing/2016/5/12/chartex" xmlns:cx7="http://schemas.microsoft.com/office/drawing/2016/5/13/chartex" xmlns:cx8="http://schemas.microsoft.com/office/drawing/2016/5/14/chartex" xmlns:mc="http://schemas.openxmlformats.org/markup-compatibility/2006" xmlns:aink="http://schemas.microsoft.com/office/drawing/2016/ink" xmlns:am3d="http://schemas.microsoft.com/office/drawing/2017/model3d" xmlns:o="urn:schemas-microsoft-com:office:office" xmlns:oel="http://schemas.microsoft.com/office/2019/extlst" xmlns:r="http://schemas.openxmlformats.org/officeDocument/2006/relationships" xmlns:m="http://schemas.openxmlformats.org/officeDocument/2006/math" xmlns:v="urn:schemas-microsoft-com:vml" xmlns:wp14="http://schemas.microsoft.com/office/word/2010/wordprocessingDrawing" xmlns:wp="http://schemas.openxmlformats.org/drawingml/2006/wordprocessingDrawing" xmlns:w10="urn:schemas-microsoft-com:office:word" xmlns:w="http://schemas.openxmlformats.org/wordprocessingml/2006/main" xmlns:w14="http://schemas.microsoft.com/office/word/2010/wordml" xmlns:w15="http://schemas.microsoft.com/office/word/2012/wordml" xmlns:w16cex="http://schemas.microsoft.com/office/word/2018/wordml/cex" xmlns:w16cid="http://schemas.microsoft.com/office/word/2016/wordml/cid" xmlns:w16="http://schemas.microsoft.com/office/word/2018/wordml" xmlns:w16du="http://schemas.microsoft.com/office/word/2023/wordml/word16du" xmlns:w16sdtdh="http://schemas.microsoft.com/office/word/2020/wordml/sdtdatahash" xmlns:w16sdtfl="http://schemas.microsoft.com/office/word/2024/wordml/sdtformatlock" xmlns:w16se="http://schemas.microsoft.com/office/word/2015/wordml/symex" xmlns:wpg="http://schemas.microsoft.com/office/word/2010/wordprocessingGroup" xmlns:wpi="http://schemas.microsoft.com/office/word/2010/wordprocessingInk" xmlns:wne="http://schemas.microsoft.com/office/word/2006/wordml" xmlns:wps="http://schemas.microsoft.com/office/word/2010/wordprocessingShape" mc:Ignorable="w14 w15 w16se w16cid w16 w16cex w16sdtdh w16sdtfl w16du wp14">
   <w:endnote w:type="separator" w:id="-1">
     <w:p>
       <w:pPr>
@@ -606,7 +793,7 @@
 </file>
 
 <file path=word/footer1.xml><?xml version="1.0" encoding="utf-8"?>
-<w:ftr xmlns:wpc="http://schemas.microsoft.com/office/word/2010/wordprocessingCanvas" xmlns:cx="http://schemas.microsoft.com/office/drawing/2014/chartex" xmlns:cx1="http://schemas.microsoft.com/office/drawing/2015/9/8/chartex" xmlns:cx2="http://schemas.microsoft.com/office/drawing/2015/10/21/chartex" xmlns:cx3="http://schemas.microsoft.com/office/drawing/2016/5/9/chartex" xmlns:cx4="http://schemas.microsoft.com/office/drawing/2016/5/10/chartex" xmlns:cx5="http://schemas.microsoft.com/office/drawing/2016/5/11/chartex" xmlns:cx6="http://schemas.microsoft.com/office/drawing/2016/5/12/chartex" xmlns:cx7="http://schemas.microsoft.com/office/drawing/2016/5/13/chartex" xmlns:cx8="http://schemas.microsoft.com/office/drawing/2016/5/14/chartex" xmlns:mc="http://schemas.openxmlformats.org/markup-compatibility/2006" xmlns:aink="http://schemas.microsoft.com/office/drawing/2016/ink" xmlns:am3d="http://schemas.microsoft.com/office/drawing/2017/model3d" xmlns:o="urn:schemas-microsoft-com:office:office" xmlns:oel="http://schemas.microsoft.com/office/2019/extlst" xmlns:r="http://schemas.openxmlformats.org/officeDocument/2006/relationships" xmlns:m="http://schemas.openxmlformats.org/officeDocument/2006/math" xmlns:v="urn:schemas-microsoft-com:vml" xmlns:wp14="http://schemas.microsoft.com/office/word/2010/wordprocessingDrawing" xmlns:wp="http://schemas.openxmlformats.org/drawingml/2006/wordprocessingDrawing" xmlns:w10="urn:schemas-microsoft-com:office:word" xmlns:w="http://schemas.openxmlformats.org/wordprocessingml/2006/main" xmlns:w14="http://schemas.microsoft.com/office/word/2010/wordml" xmlns:w15="http://schemas.microsoft.com/office/word/2012/wordml" xmlns:w16cex="http://schemas.microsoft.com/office/word/2018/wordml/cex" xmlns:w16cid="http://schemas.microsoft.com/office/word/2016/wordml/cid" xmlns:w16="http://schemas.microsoft.com/office/word/2018/wordml" xmlns:w16sdtdh="http://schemas.microsoft.com/office/word/2020/wordml/sdtdatahash" xmlns:w16se="http://schemas.microsoft.com/office/word/2015/wordml/symex" xmlns:wpg="http://schemas.microsoft.com/office/word/2010/wordprocessingGroup" xmlns:wpi="http://schemas.microsoft.com/office/word/2010/wordprocessingInk" xmlns:wne="http://schemas.microsoft.com/office/word/2006/wordml" xmlns:wps="http://schemas.microsoft.com/office/word/2010/wordprocessingShape" mc:Ignorable="w14 w15 w16se w16cid w16 w16cex w16sdtdh wp14">
+<w:ftr xmlns:wpc="http://schemas.microsoft.com/office/word/2010/wordprocessingCanvas" xmlns:cx="http://schemas.microsoft.com/office/drawing/2014/chartex" xmlns:cx1="http://schemas.microsoft.com/office/drawing/2015/9/8/chartex" xmlns:cx2="http://schemas.microsoft.com/office/drawing/2015/10/21/chartex" xmlns:cx3="http://schemas.microsoft.com/office/drawing/2016/5/9/chartex" xmlns:cx4="http://schemas.microsoft.com/office/drawing/2016/5/10/chartex" xmlns:cx5="http://schemas.microsoft.com/office/drawing/2016/5/11/chartex" xmlns:cx6="http://schemas.microsoft.com/office/drawing/2016/5/12/chartex" xmlns:cx7="http://schemas.microsoft.com/office/drawing/2016/5/13/chartex" xmlns:cx8="http://schemas.microsoft.com/office/drawing/2016/5/14/chartex" xmlns:mc="http://schemas.openxmlformats.org/markup-compatibility/2006" xmlns:aink="http://schemas.microsoft.com/office/drawing/2016/ink" xmlns:am3d="http://schemas.microsoft.com/office/drawing/2017/model3d" xmlns:o="urn:schemas-microsoft-com:office:office" xmlns:oel="http://schemas.microsoft.com/office/2019/extlst" xmlns:r="http://schemas.openxmlformats.org/officeDocument/2006/relationships" xmlns:m="http://schemas.openxmlformats.org/officeDocument/2006/math" xmlns:v="urn:schemas-microsoft-com:vml" xmlns:wp14="http://schemas.microsoft.com/office/word/2010/wordprocessingDrawing" xmlns:wp="http://schemas.openxmlformats.org/drawingml/2006/wordprocessingDrawing" xmlns:w10="urn:schemas-microsoft-com:office:word" xmlns:w="http://schemas.openxmlformats.org/wordprocessingml/2006/main" xmlns:w14="http://schemas.microsoft.com/office/word/2010/wordml" xmlns:w15="http://schemas.microsoft.com/office/word/2012/wordml" xmlns:w16cex="http://schemas.microsoft.com/office/word/2018/wordml/cex" xmlns:w16cid="http://schemas.microsoft.com/office/word/2016/wordml/cid" xmlns:w16="http://schemas.microsoft.com/office/word/2018/wordml" xmlns:w16du="http://schemas.microsoft.com/office/word/2023/wordml/word16du" xmlns:w16sdtdh="http://schemas.microsoft.com/office/word/2020/wordml/sdtdatahash" xmlns:w16sdtfl="http://schemas.microsoft.com/office/word/2024/wordml/sdtformatlock" xmlns:w16se="http://schemas.microsoft.com/office/word/2015/wordml/symex" xmlns:wpg="http://schemas.microsoft.com/office/word/2010/wordprocessingGroup" xmlns:wpi="http://schemas.microsoft.com/office/word/2010/wordprocessingInk" xmlns:wne="http://schemas.microsoft.com/office/word/2006/wordml" xmlns:wps="http://schemas.microsoft.com/office/word/2010/wordprocessingShape" mc:Ignorable="w14 w15 w16se w16cid w16 w16cex w16sdtdh w16sdtfl w16du wp14">
   <w:p>
     <w:pPr>
       <w:pStyle w:val="Footer"/>
@@ -616,7 +803,7 @@
 </file>
 
 <file path=word/footer2.xml><?xml version="1.0" encoding="utf-8"?>
-<w:ftr xmlns:wpc="http://schemas.microsoft.com/office/word/2010/wordprocessingCanvas" xmlns:cx="http://schemas.microsoft.com/office/drawing/2014/chartex" xmlns:cx1="http://schemas.microsoft.com/office/drawing/2015/9/8/chartex" xmlns:cx2="http://schemas.microsoft.com/office/drawing/2015/10/21/chartex" xmlns:cx3="http://schemas.microsoft.com/office/drawing/2016/5/9/chartex" xmlns:cx4="http://schemas.microsoft.com/office/drawing/2016/5/10/chartex" xmlns:cx5="http://schemas.microsoft.com/office/drawing/2016/5/11/chartex" xmlns:cx6="http://schemas.microsoft.com/office/drawing/2016/5/12/chartex" xmlns:cx7="http://schemas.microsoft.com/office/drawing/2016/5/13/chartex" xmlns:cx8="http://schemas.microsoft.com/office/drawing/2016/5/14/chartex" xmlns:mc="http://schemas.openxmlformats.org/markup-compatibility/2006" xmlns:aink="http://schemas.microsoft.com/office/drawing/2016/ink" xmlns:am3d="http://schemas.microsoft.com/office/drawing/2017/model3d" xmlns:o="urn:schemas-microsoft-com:office:office" xmlns:oel="http://schemas.microsoft.com/office/2019/extlst" xmlns:r="http://schemas.openxmlformats.org/officeDocument/2006/relationships" xmlns:m="http://schemas.openxmlformats.org/officeDocument/2006/math" xmlns:v="urn:schemas-microsoft-com:vml" xmlns:wp14="http://schemas.microsoft.com/office/word/2010/wordprocessingDrawing" xmlns:wp="http://schemas.openxmlformats.org/drawingml/2006/wordprocessingDrawing" xmlns:w10="urn:schemas-microsoft-com:office:word" xmlns:w="http://schemas.openxmlformats.org/wordprocessingml/2006/main" xmlns:w14="http://schemas.microsoft.com/office/word/2010/wordml" xmlns:w15="http://schemas.microsoft.com/office/word/2012/wordml" xmlns:w16cex="http://schemas.microsoft.com/office/word/2018/wordml/cex" xmlns:w16cid="http://schemas.microsoft.com/office/word/2016/wordml/cid" xmlns:w16="http://schemas.microsoft.com/office/word/2018/wordml" xmlns:w16sdtdh="http://schemas.microsoft.com/office/word/2020/wordml/sdtdatahash" xmlns:w16se="http://schemas.microsoft.com/office/word/2015/wordml/symex" xmlns:wpg="http://schemas.microsoft.com/office/word/2010/wordprocessingGroup" xmlns:wpi="http://schemas.microsoft.com/office/word/2010/wordprocessingInk" xmlns:wne="http://schemas.microsoft.com/office/word/2006/wordml" xmlns:wps="http://schemas.microsoft.com/office/word/2010/wordprocessingShape" mc:Ignorable="w14 w15 w16se w16cid w16 w16cex w16sdtdh wp14">
+<w:ftr xmlns:wpc="http://schemas.microsoft.com/office/word/2010/wordprocessingCanvas" xmlns:cx="http://schemas.microsoft.com/office/drawing/2014/chartex" xmlns:cx1="http://schemas.microsoft.com/office/drawing/2015/9/8/chartex" xmlns:cx2="http://schemas.microsoft.com/office/drawing/2015/10/21/chartex" xmlns:cx3="http://schemas.microsoft.com/office/drawing/2016/5/9/chartex" xmlns:cx4="http://schemas.microsoft.com/office/drawing/2016/5/10/chartex" xmlns:cx5="http://schemas.microsoft.com/office/drawing/2016/5/11/chartex" xmlns:cx6="http://schemas.microsoft.com/office/drawing/2016/5/12/chartex" xmlns:cx7="http://schemas.microsoft.com/office/drawing/2016/5/13/chartex" xmlns:cx8="http://schemas.microsoft.com/office/drawing/2016/5/14/chartex" xmlns:mc="http://schemas.openxmlformats.org/markup-compatibility/2006" xmlns:aink="http://schemas.microsoft.com/office/drawing/2016/ink" xmlns:am3d="http://schemas.microsoft.com/office/drawing/2017/model3d" xmlns:o="urn:schemas-microsoft-com:office:office" xmlns:oel="http://schemas.microsoft.com/office/2019/extlst" xmlns:r="http://schemas.openxmlformats.org/officeDocument/2006/relationships" xmlns:m="http://schemas.openxmlformats.org/officeDocument/2006/math" xmlns:v="urn:schemas-microsoft-com:vml" xmlns:wp14="http://schemas.microsoft.com/office/word/2010/wordprocessingDrawing" xmlns:wp="http://schemas.openxmlformats.org/drawingml/2006/wordprocessingDrawing" xmlns:w10="urn:schemas-microsoft-com:office:word" xmlns:w="http://schemas.openxmlformats.org/wordprocessingml/2006/main" xmlns:w14="http://schemas.microsoft.com/office/word/2010/wordml" xmlns:w15="http://schemas.microsoft.com/office/word/2012/wordml" xmlns:w16cex="http://schemas.microsoft.com/office/word/2018/wordml/cex" xmlns:w16cid="http://schemas.microsoft.com/office/word/2016/wordml/cid" xmlns:w16="http://schemas.microsoft.com/office/word/2018/wordml" xmlns:w16du="http://schemas.microsoft.com/office/word/2023/wordml/word16du" xmlns:w16sdtdh="http://schemas.microsoft.com/office/word/2020/wordml/sdtdatahash" xmlns:w16sdtfl="http://schemas.microsoft.com/office/word/2024/wordml/sdtformatlock" xmlns:w16se="http://schemas.microsoft.com/office/word/2015/wordml/symex" xmlns:wpg="http://schemas.microsoft.com/office/word/2010/wordprocessingGroup" xmlns:wpi="http://schemas.microsoft.com/office/word/2010/wordprocessingInk" xmlns:wne="http://schemas.microsoft.com/office/word/2006/wordml" xmlns:wps="http://schemas.microsoft.com/office/word/2010/wordprocessingShape" mc:Ignorable="w14 w15 w16se w16cid w16 w16cex w16sdtdh w16sdtfl w16du wp14">
   <w:p>
     <w:pPr>
       <w:pStyle w:val="Footer"/>
@@ -626,7 +813,7 @@
 </file>
 
 <file path=word/footer3.xml><?xml version="1.0" encoding="utf-8"?>
-<w:ftr xmlns:wpc="http://schemas.microsoft.com/office/word/2010/wordprocessingCanvas" xmlns:cx="http://schemas.microsoft.com/office/drawing/2014/chartex" xmlns:cx1="http://schemas.microsoft.com/office/drawing/2015/9/8/chartex" xmlns:cx2="http://schemas.microsoft.com/office/drawing/2015/10/21/chartex" xmlns:cx3="http://schemas.microsoft.com/office/drawing/2016/5/9/chartex" xmlns:cx4="http://schemas.microsoft.com/office/drawing/2016/5/10/chartex" xmlns:cx5="http://schemas.microsoft.com/office/drawing/2016/5/11/chartex" xmlns:cx6="http://schemas.microsoft.com/office/drawing/2016/5/12/chartex" xmlns:cx7="http://schemas.microsoft.com/office/drawing/2016/5/13/chartex" xmlns:cx8="http://schemas.microsoft.com/office/drawing/2016/5/14/chartex" xmlns:mc="http://schemas.openxmlformats.org/markup-compatibility/2006" xmlns:aink="http://schemas.microsoft.com/office/drawing/2016/ink" xmlns:am3d="http://schemas.microsoft.com/office/drawing/2017/model3d" xmlns:o="urn:schemas-microsoft-com:office:office" xmlns:oel="http://schemas.microsoft.com/office/2019/extlst" xmlns:r="http://schemas.openxmlformats.org/officeDocument/2006/relationships" xmlns:m="http://schemas.openxmlformats.org/officeDocument/2006/math" xmlns:v="urn:schemas-microsoft-com:vml" xmlns:wp14="http://schemas.microsoft.com/office/word/2010/wordprocessingDrawing" xmlns:wp="http://schemas.openxmlformats.org/drawingml/2006/wordprocessingDrawing" xmlns:w10="urn:schemas-microsoft-com:office:word" xmlns:w="http://schemas.openxmlformats.org/wordprocessingml/2006/main" xmlns:w14="http://schemas.microsoft.com/office/word/2010/wordml" xmlns:w15="http://schemas.microsoft.com/office/word/2012/wordml" xmlns:w16cex="http://schemas.microsoft.com/office/word/2018/wordml/cex" xmlns:w16cid="http://schemas.microsoft.com/office/word/2016/wordml/cid" xmlns:w16="http://schemas.microsoft.com/office/word/2018/wordml" xmlns:w16sdtdh="http://schemas.microsoft.com/office/word/2020/wordml/sdtdatahash" xmlns:w16se="http://schemas.microsoft.com/office/word/2015/wordml/symex" xmlns:wpg="http://schemas.microsoft.com/office/word/2010/wordprocessingGroup" xmlns:wpi="http://schemas.microsoft.com/office/word/2010/wordprocessingInk" xmlns:wne="http://schemas.microsoft.com/office/word/2006/wordml" xmlns:wps="http://schemas.microsoft.com/office/word/2010/wordprocessingShape" mc:Ignorable="w14 w15 w16se w16cid w16 w16cex w16sdtdh wp14">
+<w:ftr xmlns:wpc="http://schemas.microsoft.com/office/word/2010/wordprocessingCanvas" xmlns:cx="http://schemas.microsoft.com/office/drawing/2014/chartex" xmlns:cx1="http://schemas.microsoft.com/office/drawing/2015/9/8/chartex" xmlns:cx2="http://schemas.microsoft.com/office/drawing/2015/10/21/chartex" xmlns:cx3="http://schemas.microsoft.com/office/drawing/2016/5/9/chartex" xmlns:cx4="http://schemas.microsoft.com/office/drawing/2016/5/10/chartex" xmlns:cx5="http://schemas.microsoft.com/office/drawing/2016/5/11/chartex" xmlns:cx6="http://schemas.microsoft.com/office/drawing/2016/5/12/chartex" xmlns:cx7="http://schemas.microsoft.com/office/drawing/2016/5/13/chartex" xmlns:cx8="http://schemas.microsoft.com/office/drawing/2016/5/14/chartex" xmlns:mc="http://schemas.openxmlformats.org/markup-compatibility/2006" xmlns:aink="http://schemas.microsoft.com/office/drawing/2016/ink" xmlns:am3d="http://schemas.microsoft.com/office/drawing/2017/model3d" xmlns:o="urn:schemas-microsoft-com:office:office" xmlns:oel="http://schemas.microsoft.com/office/2019/extlst" xmlns:r="http://schemas.openxmlformats.org/officeDocument/2006/relationships" xmlns:m="http://schemas.openxmlformats.org/officeDocument/2006/math" xmlns:v="urn:schemas-microsoft-com:vml" xmlns:wp14="http://schemas.microsoft.com/office/word/2010/wordprocessingDrawing" xmlns:wp="http://schemas.openxmlformats.org/drawingml/2006/wordprocessingDrawing" xmlns:w10="urn:schemas-microsoft-com:office:word" xmlns:w="http://schemas.openxmlformats.org/wordprocessingml/2006/main" xmlns:w14="http://schemas.microsoft.com/office/word/2010/wordml" xmlns:w15="http://schemas.microsoft.com/office/word/2012/wordml" xmlns:w16cex="http://schemas.microsoft.com/office/word/2018/wordml/cex" xmlns:w16cid="http://schemas.microsoft.com/office/word/2016/wordml/cid" xmlns:w16="http://schemas.microsoft.com/office/word/2018/wordml" xmlns:w16du="http://schemas.microsoft.com/office/word/2023/wordml/word16du" xmlns:w16sdtdh="http://schemas.microsoft.com/office/word/2020/wordml/sdtdatahash" xmlns:w16sdtfl="http://schemas.microsoft.com/office/word/2024/wordml/sdtformatlock" xmlns:w16se="http://schemas.microsoft.com/office/word/2015/wordml/symex" xmlns:wpg="http://schemas.microsoft.com/office/word/2010/wordprocessingGroup" xmlns:wpi="http://schemas.microsoft.com/office/word/2010/wordprocessingInk" xmlns:wne="http://schemas.microsoft.com/office/word/2006/wordml" xmlns:wps="http://schemas.microsoft.com/office/word/2010/wordprocessingShape" mc:Ignorable="w14 w15 w16se w16cid w16 w16cex w16sdtdh w16sdtfl w16du wp14">
   <w:p>
     <w:pPr>
       <w:pStyle w:val="Footer"/>
@@ -636,7 +823,7 @@
 </file>
 
 <file path=word/footnotes.xml><?xml version="1.0" encoding="utf-8"?>
-<w:footnotes xmlns:wpc="http://schemas.microsoft.com/office/word/2010/wordprocessingCanvas" xmlns:cx="http://schemas.microsoft.com/office/drawing/2014/chartex" xmlns:cx1="http://schemas.microsoft.com/office/drawing/2015/9/8/chartex" xmlns:cx2="http://schemas.microsoft.com/office/drawing/2015/10/21/chartex" xmlns:cx3="http://schemas.microsoft.com/office/drawing/2016/5/9/chartex" xmlns:cx4="http://schemas.microsoft.com/office/drawing/2016/5/10/chartex" xmlns:cx5="http://schemas.microsoft.com/office/drawing/2016/5/11/chartex" xmlns:cx6="http://schemas.microsoft.com/office/drawing/2016/5/12/chartex" xmlns:cx7="http://schemas.microsoft.com/office/drawing/2016/5/13/chartex" xmlns:cx8="http://schemas.microsoft.com/office/drawing/2016/5/14/chartex" xmlns:mc="http://schemas.openxmlformats.org/markup-compatibility/2006" xmlns:aink="http://schemas.microsoft.com/office/drawing/2016/ink" xmlns:am3d="http://schemas.microsoft.com/office/drawing/2017/model3d" xmlns:o="urn:schemas-microsoft-com:office:office" xmlns:oel="http://schemas.microsoft.com/office/2019/extlst" xmlns:r="http://schemas.openxmlformats.org/officeDocument/2006/relationships" xmlns:m="http://schemas.openxmlformats.org/officeDocument/2006/math" xmlns:v="urn:schemas-microsoft-com:vml" xmlns:wp14="http://schemas.microsoft.com/office/word/2010/wordprocessingDrawing" xmlns:wp="http://schemas.openxmlformats.org/drawingml/2006/wordprocessingDrawing" xmlns:w10="urn:schemas-microsoft-com:office:word" xmlns:w="http://schemas.openxmlformats.org/wordprocessingml/2006/main" xmlns:w14="http://schemas.microsoft.com/office/word/2010/wordml" xmlns:w15="http://schemas.microsoft.com/office/word/2012/wordml" xmlns:w16cex="http://schemas.microsoft.com/office/word/2018/wordml/cex" xmlns:w16cid="http://schemas.microsoft.com/office/word/2016/wordml/cid" xmlns:w16="http://schemas.microsoft.com/office/word/2018/wordml" xmlns:w16sdtdh="http://schemas.microsoft.com/office/word/2020/wordml/sdtdatahash" xmlns:w16se="http://schemas.microsoft.com/office/word/2015/wordml/symex" xmlns:wpg="http://schemas.microsoft.com/office/word/2010/wordprocessingGroup" xmlns:wpi="http://schemas.microsoft.com/office/word/2010/wordprocessingInk" xmlns:wne="http://schemas.microsoft.com/office/word/2006/wordml" xmlns:wps="http://schemas.microsoft.com/office/word/2010/wordprocessingShape" mc:Ignorable="w14 w15 w16se w16cid w16 w16cex w16sdtdh wp14">
+<w:footnotes xmlns:wpc="http://schemas.microsoft.com/office/word/2010/wordprocessingCanvas" xmlns:cx="http://schemas.microsoft.com/office/drawing/2014/chartex" xmlns:cx1="http://schemas.microsoft.com/office/drawing/2015/9/8/chartex" xmlns:cx2="http://schemas.microsoft.com/office/drawing/2015/10/21/chartex" xmlns:cx3="http://schemas.microsoft.com/office/drawing/2016/5/9/chartex" xmlns:cx4="http://schemas.microsoft.com/office/drawing/2016/5/10/chartex" xmlns:cx5="http://schemas.microsoft.com/office/drawing/2016/5/11/chartex" xmlns:cx6="http://schemas.microsoft.com/office/drawing/2016/5/12/chartex" xmlns:cx7="http://schemas.microsoft.com/office/drawing/2016/5/13/chartex" xmlns:cx8="http://schemas.microsoft.com/office/drawing/2016/5/14/chartex" xmlns:mc="http://schemas.openxmlformats.org/markup-compatibility/2006" xmlns:aink="http://schemas.microsoft.com/office/drawing/2016/ink" xmlns:am3d="http://schemas.microsoft.com/office/drawing/2017/model3d" xmlns:o="urn:schemas-microsoft-com:office:office" xmlns:oel="http://schemas.microsoft.com/office/2019/extlst" xmlns:r="http://schemas.openxmlformats.org/officeDocument/2006/relationships" xmlns:m="http://schemas.openxmlformats.org/officeDocument/2006/math" xmlns:v="urn:schemas-microsoft-com:vml" xmlns:wp14="http://schemas.microsoft.com/office/word/2010/wordprocessingDrawing" xmlns:wp="http://schemas.openxmlformats.org/drawingml/2006/wordprocessingDrawing" xmlns:w10="urn:schemas-microsoft-com:office:word" xmlns:w="http://schemas.openxmlformats.org/wordprocessingml/2006/main" xmlns:w14="http://schemas.microsoft.com/office/word/2010/wordml" xmlns:w15="http://schemas.microsoft.com/office/word/2012/wordml" xmlns:w16cex="http://schemas.microsoft.com/office/word/2018/wordml/cex" xmlns:w16cid="http://schemas.microsoft.com/office/word/2016/wordml/cid" xmlns:w16="http://schemas.microsoft.com/office/word/2018/wordml" xmlns:w16du="http://schemas.microsoft.com/office/word/2023/wordml/word16du" xmlns:w16sdtdh="http://schemas.microsoft.com/office/word/2020/wordml/sdtdatahash" xmlns:w16sdtfl="http://schemas.microsoft.com/office/word/2024/wordml/sdtformatlock" xmlns:w16se="http://schemas.microsoft.com/office/word/2015/wordml/symex" xmlns:wpg="http://schemas.microsoft.com/office/word/2010/wordprocessingGroup" xmlns:wpi="http://schemas.microsoft.com/office/word/2010/wordprocessingInk" xmlns:wne="http://schemas.microsoft.com/office/word/2006/wordml" xmlns:wps="http://schemas.microsoft.com/office/word/2010/wordprocessingShape" mc:Ignorable="w14 w15 w16se w16cid w16 w16cex w16sdtdh w16sdtfl w16du wp14">
   <w:footnote w:type="separator" w:id="-1">
     <w:p>
       <w:pPr>
@@ -661,7 +848,7 @@
 </file>
 
 <file path=word/header1.xml><?xml version="1.0" encoding="utf-8"?>
-<w:hdr xmlns:wpc="http://schemas.microsoft.com/office/word/2010/wordprocessingCanvas" xmlns:cx="http://schemas.microsoft.com/office/drawing/2014/chartex" xmlns:cx1="http://schemas.microsoft.com/office/drawing/2015/9/8/chartex" xmlns:cx2="http://schemas.microsoft.com/office/drawing/2015/10/21/chartex" xmlns:cx3="http://schemas.microsoft.com/office/drawing/2016/5/9/chartex" xmlns:cx4="http://schemas.microsoft.com/office/drawing/2016/5/10/chartex" xmlns:cx5="http://schemas.microsoft.com/office/drawing/2016/5/11/chartex" xmlns:cx6="http://schemas.microsoft.com/office/drawing/2016/5/12/chartex" xmlns:cx7="http://schemas.microsoft.com/office/drawing/2016/5/13/chartex" xmlns:cx8="http://schemas.microsoft.com/office/drawing/2016/5/14/chartex" xmlns:mc="http://schemas.openxmlformats.org/markup-compatibility/2006" xmlns:aink="http://schemas.microsoft.com/office/drawing/2016/ink" xmlns:am3d="http://schemas.microsoft.com/office/drawing/2017/model3d" xmlns:o="urn:schemas-microsoft-com:office:office" xmlns:oel="http://schemas.microsoft.com/office/2019/extlst" xmlns:r="http://schemas.openxmlformats.org/officeDocument/2006/relationships" xmlns:m="http://schemas.openxmlformats.org/officeDocument/2006/math" xmlns:v="urn:schemas-microsoft-com:vml" xmlns:wp14="http://schemas.microsoft.com/office/word/2010/wordprocessingDrawing" xmlns:wp="http://schemas.openxmlformats.org/drawingml/2006/wordprocessingDrawing" xmlns:w10="urn:schemas-microsoft-com:office:word" xmlns:w="http://schemas.openxmlformats.org/wordprocessingml/2006/main" xmlns:w14="http://schemas.microsoft.com/office/word/2010/wordml" xmlns:w15="http://schemas.microsoft.com/office/word/2012/wordml" xmlns:w16cex="http://schemas.microsoft.com/office/word/2018/wordml/cex" xmlns:w16cid="http://schemas.microsoft.com/office/word/2016/wordml/cid" xmlns:w16="http://schemas.microsoft.com/office/word/2018/wordml" xmlns:w16sdtdh="http://schemas.microsoft.com/office/word/2020/wordml/sdtdatahash" xmlns:w16se="http://schemas.microsoft.com/office/word/2015/wordml/symex" xmlns:wpg="http://schemas.microsoft.com/office/word/2010/wordprocessingGroup" xmlns:wpi="http://schemas.microsoft.com/office/word/2010/wordprocessingInk" xmlns:wne="http://schemas.microsoft.com/office/word/2006/wordml" xmlns:wps="http://schemas.microsoft.com/office/word/2010/wordprocessingShape" mc:Ignorable="w14 w15 w16se w16cid w16 w16cex w16sdtdh wp14">
+<w:hdr xmlns:wpc="http://schemas.microsoft.com/office/word/2010/wordprocessingCanvas" xmlns:cx="http://schemas.microsoft.com/office/drawing/2014/chartex" xmlns:cx1="http://schemas.microsoft.com/office/drawing/2015/9/8/chartex" xmlns:cx2="http://schemas.microsoft.com/office/drawing/2015/10/21/chartex" xmlns:cx3="http://schemas.microsoft.com/office/drawing/2016/5/9/chartex" xmlns:cx4="http://schemas.microsoft.com/office/drawing/2016/5/10/chartex" xmlns:cx5="http://schemas.microsoft.com/office/drawing/2016/5/11/chartex" xmlns:cx6="http://schemas.microsoft.com/office/drawing/2016/5/12/chartex" xmlns:cx7="http://schemas.microsoft.com/office/drawing/2016/5/13/chartex" xmlns:cx8="http://schemas.microsoft.com/office/drawing/2016/5/14/chartex" xmlns:mc="http://schemas.openxmlformats.org/markup-compatibility/2006" xmlns:aink="http://schemas.microsoft.com/office/drawing/2016/ink" xmlns:am3d="http://schemas.microsoft.com/office/drawing/2017/model3d" xmlns:o="urn:schemas-microsoft-com:office:office" xmlns:oel="http://schemas.microsoft.com/office/2019/extlst" xmlns:r="http://schemas.openxmlformats.org/officeDocument/2006/relationships" xmlns:m="http://schemas.openxmlformats.org/officeDocument/2006/math" xmlns:v="urn:schemas-microsoft-com:vml" xmlns:wp14="http://schemas.microsoft.com/office/word/2010/wordprocessingDrawing" xmlns:wp="http://schemas.openxmlformats.org/drawingml/2006/wordprocessingDrawing" xmlns:w10="urn:schemas-microsoft-com:office:word" xmlns:w="http://schemas.openxmlformats.org/wordprocessingml/2006/main" xmlns:w14="http://schemas.microsoft.com/office/word/2010/wordml" xmlns:w15="http://schemas.microsoft.com/office/word/2012/wordml" xmlns:w16cex="http://schemas.microsoft.com/office/word/2018/wordml/cex" xmlns:w16cid="http://schemas.microsoft.com/office/word/2016/wordml/cid" xmlns:w16="http://schemas.microsoft.com/office/word/2018/wordml" xmlns:w16du="http://schemas.microsoft.com/office/word/2023/wordml/word16du" xmlns:w16sdtdh="http://schemas.microsoft.com/office/word/2020/wordml/sdtdatahash" xmlns:w16sdtfl="http://schemas.microsoft.com/office/word/2024/wordml/sdtformatlock" xmlns:w16se="http://schemas.microsoft.com/office/word/2015/wordml/symex" xmlns:wpg="http://schemas.microsoft.com/office/word/2010/wordprocessingGroup" xmlns:wpi="http://schemas.microsoft.com/office/word/2010/wordprocessingInk" xmlns:wne="http://schemas.microsoft.com/office/word/2006/wordml" xmlns:wps="http://schemas.microsoft.com/office/word/2010/wordprocessingShape" mc:Ignorable="w14 w15 w16se w16cid w16 w16cex w16sdtdh w16sdtfl w16du wp14">
   <w:p>
     <w:pPr>
       <w:pStyle w:val="Header"/>
@@ -671,7 +858,7 @@
 </file>
 
 <file path=word/header2.xml><?xml version="1.0" encoding="utf-8"?>
-<w:hdr xmlns:wpc="http://schemas.microsoft.com/office/word/2010/wordprocessingCanvas" xmlns:cx="http://schemas.microsoft.com/office/drawing/2014/chartex" xmlns:cx1="http://schemas.microsoft.com/office/drawing/2015/9/8/chartex" xmlns:cx2="http://schemas.microsoft.com/office/drawing/2015/10/21/chartex" xmlns:cx3="http://schemas.microsoft.com/office/drawing/2016/5/9/chartex" xmlns:cx4="http://schemas.microsoft.com/office/drawing/2016/5/10/chartex" xmlns:cx5="http://schemas.microsoft.com/office/drawing/2016/5/11/chartex" xmlns:cx6="http://schemas.microsoft.com/office/drawing/2016/5/12/chartex" xmlns:cx7="http://schemas.microsoft.com/office/drawing/2016/5/13/chartex" xmlns:cx8="http://schemas.microsoft.com/office/drawing/2016/5/14/chartex" xmlns:mc="http://schemas.openxmlformats.org/markup-compatibility/2006" xmlns:aink="http://schemas.microsoft.com/office/drawing/2016/ink" xmlns:am3d="http://schemas.microsoft.com/office/drawing/2017/model3d" xmlns:o="urn:schemas-microsoft-com:office:office" xmlns:oel="http://schemas.microsoft.com/office/2019/extlst" xmlns:r="http://schemas.openxmlformats.org/officeDocument/2006/relationships" xmlns:m="http://schemas.openxmlformats.org/officeDocument/2006/math" xmlns:v="urn:schemas-microsoft-com:vml" xmlns:wp14="http://schemas.microsoft.com/office/word/2010/wordprocessingDrawing" xmlns:wp="http://schemas.openxmlformats.org/drawingml/2006/wordprocessingDrawing" xmlns:w10="urn:schemas-microsoft-com:office:word" xmlns:w="http://schemas.openxmlformats.org/wordprocessingml/2006/main" xmlns:w14="http://schemas.microsoft.com/office/word/2010/wordml" xmlns:w15="http://schemas.microsoft.com/office/word/2012/wordml" xmlns:w16cex="http://schemas.microsoft.com/office/word/2018/wordml/cex" xmlns:w16cid="http://schemas.microsoft.com/office/word/2016/wordml/cid" xmlns:w16="http://schemas.microsoft.com/office/word/2018/wordml" xmlns:w16sdtdh="http://schemas.microsoft.com/office/word/2020/wordml/sdtdatahash" xmlns:w16se="http://schemas.microsoft.com/office/word/2015/wordml/symex" xmlns:wpg="http://schemas.microsoft.com/office/word/2010/wordprocessingGroup" xmlns:wpi="http://schemas.microsoft.com/office/word/2010/wordprocessingInk" xmlns:wne="http://schemas.microsoft.com/office/word/2006/wordml" xmlns:wps="http://schemas.microsoft.com/office/word/2010/wordprocessingShape" mc:Ignorable="w14 w15 w16se w16cid w16 w16cex w16sdtdh wp14">
+<w:hdr xmlns:wpc="http://schemas.microsoft.com/office/word/2010/wordprocessingCanvas" xmlns:cx="http://schemas.microsoft.com/office/drawing/2014/chartex" xmlns:cx1="http://schemas.microsoft.com/office/drawing/2015/9/8/chartex" xmlns:cx2="http://schemas.microsoft.com/office/drawing/2015/10/21/chartex" xmlns:cx3="http://schemas.microsoft.com/office/drawing/2016/5/9/chartex" xmlns:cx4="http://schemas.microsoft.com/office/drawing/2016/5/10/chartex" xmlns:cx5="http://schemas.microsoft.com/office/drawing/2016/5/11/chartex" xmlns:cx6="http://schemas.microsoft.com/office/drawing/2016/5/12/chartex" xmlns:cx7="http://schemas.microsoft.com/office/drawing/2016/5/13/chartex" xmlns:cx8="http://schemas.microsoft.com/office/drawing/2016/5/14/chartex" xmlns:mc="http://schemas.openxmlformats.org/markup-compatibility/2006" xmlns:aink="http://schemas.microsoft.com/office/drawing/2016/ink" xmlns:am3d="http://schemas.microsoft.com/office/drawing/2017/model3d" xmlns:o="urn:schemas-microsoft-com:office:office" xmlns:oel="http://schemas.microsoft.com/office/2019/extlst" xmlns:r="http://schemas.openxmlformats.org/officeDocument/2006/relationships" xmlns:m="http://schemas.openxmlformats.org/officeDocument/2006/math" xmlns:v="urn:schemas-microsoft-com:vml" xmlns:wp14="http://schemas.microsoft.com/office/word/2010/wordprocessingDrawing" xmlns:wp="http://schemas.openxmlformats.org/drawingml/2006/wordprocessingDrawing" xmlns:w10="urn:schemas-microsoft-com:office:word" xmlns:w="http://schemas.openxmlformats.org/wordprocessingml/2006/main" xmlns:w14="http://schemas.microsoft.com/office/word/2010/wordml" xmlns:w15="http://schemas.microsoft.com/office/word/2012/wordml" xmlns:w16cex="http://schemas.microsoft.com/office/word/2018/wordml/cex" xmlns:w16cid="http://schemas.microsoft.com/office/word/2016/wordml/cid" xmlns:w16="http://schemas.microsoft.com/office/word/2018/wordml" xmlns:w16du="http://schemas.microsoft.com/office/word/2023/wordml/word16du" xmlns:w16sdtdh="http://schemas.microsoft.com/office/word/2020/wordml/sdtdatahash" xmlns:w16sdtfl="http://schemas.microsoft.com/office/word/2024/wordml/sdtformatlock" xmlns:w16se="http://schemas.microsoft.com/office/word/2015/wordml/symex" xmlns:wpg="http://schemas.microsoft.com/office/word/2010/wordprocessingGroup" xmlns:wpi="http://schemas.microsoft.com/office/word/2010/wordprocessingInk" xmlns:wne="http://schemas.microsoft.com/office/word/2006/wordml" xmlns:wps="http://schemas.microsoft.com/office/word/2010/wordprocessingShape" mc:Ignorable="w14 w15 w16se w16cid w16 w16cex w16sdtdh w16sdtfl w16du wp14">
   <w:p>
     <w:pPr>
       <w:pStyle w:val="Header"/>
@@ -682,7 +869,7 @@
 </file>
 
 <file path=word/header3.xml><?xml version="1.0" encoding="utf-8"?>
-<w:hdr xmlns:wpc="http://schemas.microsoft.com/office/word/2010/wordprocessingCanvas" xmlns:cx="http://schemas.microsoft.com/office/drawing/2014/chartex" xmlns:cx1="http://schemas.microsoft.com/office/drawing/2015/9/8/chartex" xmlns:cx2="http://schemas.microsoft.com/office/drawing/2015/10/21/chartex" xmlns:cx3="http://schemas.microsoft.com/office/drawing/2016/5/9/chartex" xmlns:cx4="http://schemas.microsoft.com/office/drawing/2016/5/10/chartex" xmlns:cx5="http://schemas.microsoft.com/office/drawing/2016/5/11/chartex" xmlns:cx6="http://schemas.microsoft.com/office/drawing/2016/5/12/chartex" xmlns:cx7="http://schemas.microsoft.com/office/drawing/2016/5/13/chartex" xmlns:cx8="http://schemas.microsoft.com/office/drawing/2016/5/14/chartex" xmlns:mc="http://schemas.openxmlformats.org/markup-compatibility/2006" xmlns:aink="http://schemas.microsoft.com/office/drawing/2016/ink" xmlns:am3d="http://schemas.microsoft.com/office/drawing/2017/model3d" xmlns:o="urn:schemas-microsoft-com:office:office" xmlns:oel="http://schemas.microsoft.com/office/2019/extlst" xmlns:r="http://schemas.openxmlformats.org/officeDocument/2006/relationships" xmlns:m="http://schemas.openxmlformats.org/officeDocument/2006/math" xmlns:v="urn:schemas-microsoft-com:vml" xmlns:wp14="http://schemas.microsoft.com/office/word/2010/wordprocessingDrawing" xmlns:wp="http://schemas.openxmlformats.org/drawingml/2006/wordprocessingDrawing" xmlns:w10="urn:schemas-microsoft-com:office:word" xmlns:w="http://schemas.openxmlformats.org/wordprocessingml/2006/main" xmlns:w14="http://schemas.microsoft.com/office/word/2010/wordml" xmlns:w15="http://schemas.microsoft.com/office/word/2012/wordml" xmlns:w16cex="http://schemas.microsoft.com/office/word/2018/wordml/cex" xmlns:w16cid="http://schemas.microsoft.com/office/word/2016/wordml/cid" xmlns:w16="http://schemas.microsoft.com/office/word/2018/wordml" xmlns:w16sdtdh="http://schemas.microsoft.com/office/word/2020/wordml/sdtdatahash" xmlns:w16se="http://schemas.microsoft.com/office/word/2015/wordml/symex" xmlns:wpg="http://schemas.microsoft.com/office/word/2010/wordprocessingGroup" xmlns:wpi="http://schemas.microsoft.com/office/word/2010/wordprocessingInk" xmlns:wne="http://schemas.microsoft.com/office/word/2006/wordml" xmlns:wps="http://schemas.microsoft.com/office/word/2010/wordprocessingShape" mc:Ignorable="w14 w15 w16se w16cid w16 w16cex w16sdtdh wp14">
+<w:hdr xmlns:wpc="http://schemas.microsoft.com/office/word/2010/wordprocessingCanvas" xmlns:cx="http://schemas.microsoft.com/office/drawing/2014/chartex" xmlns:cx1="http://schemas.microsoft.com/office/drawing/2015/9/8/chartex" xmlns:cx2="http://schemas.microsoft.com/office/drawing/2015/10/21/chartex" xmlns:cx3="http://schemas.microsoft.com/office/drawing/2016/5/9/chartex" xmlns:cx4="http://schemas.microsoft.com/office/drawing/2016/5/10/chartex" xmlns:cx5="http://schemas.microsoft.com/office/drawing/2016/5/11/chartex" xmlns:cx6="http://schemas.microsoft.com/office/drawing/2016/5/12/chartex" xmlns:cx7="http://schemas.microsoft.com/office/drawing/2016/5/13/chartex" xmlns:cx8="http://schemas.microsoft.com/office/drawing/2016/5/14/chartex" xmlns:mc="http://schemas.openxmlformats.org/markup-compatibility/2006" xmlns:aink="http://schemas.microsoft.com/office/drawing/2016/ink" xmlns:am3d="http://schemas.microsoft.com/office/drawing/2017/model3d" xmlns:o="urn:schemas-microsoft-com:office:office" xmlns:oel="http://schemas.microsoft.com/office/2019/extlst" xmlns:r="http://schemas.openxmlformats.org/officeDocument/2006/relationships" xmlns:m="http://schemas.openxmlformats.org/officeDocument/2006/math" xmlns:v="urn:schemas-microsoft-com:vml" xmlns:wp14="http://schemas.microsoft.com/office/word/2010/wordprocessingDrawing" xmlns:wp="http://schemas.openxmlformats.org/drawingml/2006/wordprocessingDrawing" xmlns:w10="urn:schemas-microsoft-com:office:word" xmlns:w="http://schemas.openxmlformats.org/wordprocessingml/2006/main" xmlns:w14="http://schemas.microsoft.com/office/word/2010/wordml" xmlns:w15="http://schemas.microsoft.com/office/word/2012/wordml" xmlns:w16cex="http://schemas.microsoft.com/office/word/2018/wordml/cex" xmlns:w16cid="http://schemas.microsoft.com/office/word/2016/wordml/cid" xmlns:w16="http://schemas.microsoft.com/office/word/2018/wordml" xmlns:w16du="http://schemas.microsoft.com/office/word/2023/wordml/word16du" xmlns:w16sdtdh="http://schemas.microsoft.com/office/word/2020/wordml/sdtdatahash" xmlns:w16sdtfl="http://schemas.microsoft.com/office/word/2024/wordml/sdtformatlock" xmlns:w16se="http://schemas.microsoft.com/office/word/2015/wordml/symex" xmlns:wpg="http://schemas.microsoft.com/office/word/2010/wordprocessingGroup" xmlns:wpi="http://schemas.microsoft.com/office/word/2010/wordprocessingInk" xmlns:wne="http://schemas.microsoft.com/office/word/2006/wordml" xmlns:wps="http://schemas.microsoft.com/office/word/2010/wordprocessingShape" mc:Ignorable="w14 w15 w16se w16cid w16 w16cex w16sdtdh w16sdtfl w16du wp14">
   <w:p>
     <w:pPr>
       <w:pStyle w:val="Header"/>
@@ -691,7 +878,7 @@
     <w:r>
       <w:tab/>
       <w:tab/>
-      <w:t>2026-06-17</w:t>
+      <w:t>2026-06-18</w:t>
       <w:br/>
       <w:br/>
     </w:r>
@@ -708,7 +895,7 @@
 </file>
 
 <file path=word/numbering.xml><?xml version="1.0" encoding="utf-8"?>
-<w:numbering xmlns:wpc="http://schemas.microsoft.com/office/word/2010/wordprocessingCanvas" xmlns:cx="http://schemas.microsoft.com/office/drawing/2014/chartex" xmlns:cx1="http://schemas.microsoft.com/office/drawing/2015/9/8/chartex" xmlns:cx2="http://schemas.microsoft.com/office/drawing/2015/10/21/chartex" xmlns:cx3="http://schemas.microsoft.com/office/drawing/2016/5/9/chartex" xmlns:cx4="http://schemas.microsoft.com/office/drawing/2016/5/10/chartex" xmlns:cx5="http://schemas.microsoft.com/office/drawing/2016/5/11/chartex" xmlns:cx6="http://schemas.microsoft.com/office/drawing/2016/5/12/chartex" xmlns:cx7="http://schemas.microsoft.com/office/drawing/2016/5/13/chartex" xmlns:cx8="http://schemas.microsoft.com/office/drawing/2016/5/14/chartex" xmlns:mc="http://schemas.openxmlformats.org/markup-compatibility/2006" xmlns:aink="http://schemas.microsoft.com/office/drawing/2016/ink" xmlns:am3d="http://schemas.microsoft.com/office/drawing/2017/model3d" xmlns:o="urn:schemas-microsoft-com:office:office" xmlns:oel="http://schemas.microsoft.com/office/2019/extlst" xmlns:r="http://schemas.openxmlformats.org/officeDocument/2006/relationships" xmlns:m="http://schemas.openxmlformats.org/officeDocument/2006/math" xmlns:v="urn:schemas-microsoft-com:vml" xmlns:wp14="http://schemas.microsoft.com/office/word/2010/wordprocessingDrawing" xmlns:wp="http://schemas.openxmlformats.org/drawingml/2006/wordprocessingDrawing" xmlns:w10="urn:schemas-microsoft-com:office:word" xmlns:w="http://schemas.openxmlformats.org/wordprocessingml/2006/main" xmlns:w14="http://schemas.microsoft.com/office/word/2010/wordml" xmlns:w15="http://schemas.microsoft.com/office/word/2012/wordml" xmlns:w16cex="http://schemas.microsoft.com/office/word/2018/wordml/cex" xmlns:w16cid="http://schemas.microsoft.com/office/word/2016/wordml/cid" xmlns:w16="http://schemas.microsoft.com/office/word/2018/wordml" xmlns:w16sdtdh="http://schemas.microsoft.com/office/word/2020/wordml/sdtdatahash" xmlns:w16se="http://schemas.microsoft.com/office/word/2015/wordml/symex" xmlns:wpg="http://schemas.microsoft.com/office/word/2010/wordprocessingGroup" xmlns:wpi="http://schemas.microsoft.com/office/word/2010/wordprocessingInk" xmlns:wne="http://schemas.microsoft.com/office/word/2006/wordml" xmlns:wps="http://schemas.microsoft.com/office/word/2010/wordprocessingShape" mc:Ignorable="w14 w15 w16se w16cid w16 w16cex w16sdtdh wp14">
+<w:numbering xmlns:wpc="http://schemas.microsoft.com/office/word/2010/wordprocessingCanvas" xmlns:cx="http://schemas.microsoft.com/office/drawing/2014/chartex" xmlns:cx1="http://schemas.microsoft.com/office/drawing/2015/9/8/chartex" xmlns:cx2="http://schemas.microsoft.com/office/drawing/2015/10/21/chartex" xmlns:cx3="http://schemas.microsoft.com/office/drawing/2016/5/9/chartex" xmlns:cx4="http://schemas.microsoft.com/office/drawing/2016/5/10/chartex" xmlns:cx5="http://schemas.microsoft.com/office/drawing/2016/5/11/chartex" xmlns:cx6="http://schemas.microsoft.com/office/drawing/2016/5/12/chartex" xmlns:cx7="http://schemas.microsoft.com/office/drawing/2016/5/13/chartex" xmlns:cx8="http://schemas.microsoft.com/office/drawing/2016/5/14/chartex" xmlns:mc="http://schemas.openxmlformats.org/markup-compatibility/2006" xmlns:aink="http://schemas.microsoft.com/office/drawing/2016/ink" xmlns:am3d="http://schemas.microsoft.com/office/drawing/2017/model3d" xmlns:o="urn:schemas-microsoft-com:office:office" xmlns:oel="http://schemas.microsoft.com/office/2019/extlst" xmlns:r="http://schemas.openxmlformats.org/officeDocument/2006/relationships" xmlns:m="http://schemas.openxmlformats.org/officeDocument/2006/math" xmlns:v="urn:schemas-microsoft-com:vml" xmlns:wp14="http://schemas.microsoft.com/office/word/2010/wordprocessingDrawing" xmlns:wp="http://schemas.openxmlformats.org/drawingml/2006/wordprocessingDrawing" xmlns:w10="urn:schemas-microsoft-com:office:word" xmlns:w="http://schemas.openxmlformats.org/wordprocessingml/2006/main" xmlns:w14="http://schemas.microsoft.com/office/word/2010/wordml" xmlns:w15="http://schemas.microsoft.com/office/word/2012/wordml" xmlns:w16cex="http://schemas.microsoft.com/office/word/2018/wordml/cex" xmlns:w16cid="http://schemas.microsoft.com/office/word/2016/wordml/cid" xmlns:w16="http://schemas.microsoft.com/office/word/2018/wordml" xmlns:w16du="http://schemas.microsoft.com/office/word/2023/wordml/word16du" xmlns:w16sdtdh="http://schemas.microsoft.com/office/word/2020/wordml/sdtdatahash" xmlns:w16sdtfl="http://schemas.microsoft.com/office/word/2024/wordml/sdtformatlock" xmlns:w16se="http://schemas.microsoft.com/office/word/2015/wordml/symex" xmlns:wpg="http://schemas.microsoft.com/office/word/2010/wordprocessingGroup" xmlns:wpi="http://schemas.microsoft.com/office/word/2010/wordprocessingInk" xmlns:wne="http://schemas.microsoft.com/office/word/2006/wordml" xmlns:wps="http://schemas.microsoft.com/office/word/2010/wordprocessingShape" mc:Ignorable="w14 w15 w16se w16cid w16 w16cex w16sdtdh w16sdtfl w16du wp14">
   <w:abstractNum w:abstractNumId="0" w15:restartNumberingAfterBreak="0">
     <w:nsid w:val="FFFFFF7C"/>
     <w:multiLevelType w:val="singleLevel"/>
@@ -911,7 +1098,7 @@
 </file>
 
 <file path=word/styles.xml><?xml version="1.0" encoding="utf-8"?>
-<w:styles xmlns:mc="http://schemas.openxmlformats.org/markup-compatibility/2006" xmlns:r="http://schemas.openxmlformats.org/officeDocument/2006/relationships" xmlns:w="http://schemas.openxmlformats.org/wordprocessingml/2006/main" xmlns:w14="http://schemas.microsoft.com/office/word/2010/wordml" xmlns:w15="http://schemas.microsoft.com/office/word/2012/wordml" xmlns:w16cex="http://schemas.microsoft.com/office/word/2018/wordml/cex" xmlns:w16cid="http://schemas.microsoft.com/office/word/2016/wordml/cid" xmlns:w16="http://schemas.microsoft.com/office/word/2018/wordml" xmlns:w16sdtdh="http://schemas.microsoft.com/office/word/2020/wordml/sdtdatahash" xmlns:w16se="http://schemas.microsoft.com/office/word/2015/wordml/symex" mc:Ignorable="w14 w15 w16se w16cid w16 w16cex w16sdtdh">
+<w:styles xmlns:mc="http://schemas.openxmlformats.org/markup-compatibility/2006" xmlns:r="http://schemas.openxmlformats.org/officeDocument/2006/relationships" xmlns:w="http://schemas.openxmlformats.org/wordprocessingml/2006/main" xmlns:w14="http://schemas.microsoft.com/office/word/2010/wordml" xmlns:w15="http://schemas.microsoft.com/office/word/2012/wordml" xmlns:w16cex="http://schemas.microsoft.com/office/word/2018/wordml/cex" xmlns:w16cid="http://schemas.microsoft.com/office/word/2016/wordml/cid" xmlns:w16="http://schemas.microsoft.com/office/word/2018/wordml" xmlns:w16du="http://schemas.microsoft.com/office/word/2023/wordml/word16du" xmlns:w16sdtdh="http://schemas.microsoft.com/office/word/2020/wordml/sdtdatahash" xmlns:w16sdtfl="http://schemas.microsoft.com/office/word/2024/wordml/sdtformatlock" xmlns:w16se="http://schemas.microsoft.com/office/word/2015/wordml/symex" mc:Ignorable="w14 w15 w16se w16cid w16 w16cex w16sdtdh w16sdtfl w16du">
   <w:docDefaults>
     <w:rPrDefault>
       <w:rPr>
@@ -1669,7 +1856,7 @@
     <w:link w:val="TitleChar"/>
     <w:uiPriority w:val="10"/>
     <w:qFormat/>
-    <w:rsid w:val="007106C8"/>
+    <w:rsid w:val="00E854FA"/>
     <w:pPr>
       <w:spacing w:after="300" w:line="240" w:lineRule="auto"/>
       <w:contextualSpacing/>
@@ -1679,7 +1866,7 @@
       <w:rFonts w:eastAsiaTheme="majorEastAsia" w:cstheme="majorBidi"/>
       <w:spacing w:val="5"/>
       <w:kern w:val="28"/>
-      <w:sz w:val="52"/>
+      <w:sz w:val="40"/>
       <w:szCs w:val="52"/>
       <w:lang w:val="sv-SE" w:eastAsia="en-US" w:bidi="ar-SA"/>
     </w:rPr>
@@ -1689,12 +1876,12 @@
     <w:basedOn w:val="DefaultParagraphFont"/>
     <w:link w:val="Title"/>
     <w:uiPriority w:val="10"/>
-    <w:rsid w:val="007106C8"/>
+    <w:rsid w:val="00E854FA"/>
     <w:rPr>
       <w:rFonts w:ascii="Times New Roman" w:eastAsiaTheme="majorEastAsia" w:hAnsi="Times New Roman" w:cstheme="majorBidi"/>
       <w:spacing w:val="5"/>
       <w:kern w:val="28"/>
-      <w:sz w:val="52"/>
+      <w:sz w:val="40"/>
       <w:szCs w:val="52"/>
       <w:lang w:val="sv-SE" w:eastAsia="en-US" w:bidi="ar-SA"/>
     </w:rPr>

--- a/klagomål/A 20886-2026 FSC-klagomål.docx
+++ b/klagomål/A 20886-2026 FSC-klagomål.docx
@@ -878,7 +878,7 @@
     <w:r>
       <w:tab/>
       <w:tab/>
-      <w:t>2026-06-18</w:t>
+      <w:t>2026-06-19</w:t>
       <w:br/>
       <w:br/>
     </w:r>

--- a/klagomål/A 20886-2026 FSC-klagomål.docx
+++ b/klagomål/A 20886-2026 FSC-klagomål.docx
@@ -878,7 +878,7 @@
     <w:r>
       <w:tab/>
       <w:tab/>
-      <w:t>2026-06-19</w:t>
+      <w:t>2026-06-20</w:t>
       <w:br/>
       <w:br/>
     </w:r>

--- a/klagomål/A 20886-2026 FSC-klagomål.docx
+++ b/klagomål/A 20886-2026 FSC-klagomål.docx
@@ -168,38 +168,7 @@
     </w:p>
     <w:p>
       <w:r>
-        <w:t>Detta dokument behandlar höga naturvärden i avverkningsanmälan A 20886-2026 i Krokoms kommun som inkom 2026-04-30 och omfattar 3,9 ha.</w:t>
-      </w:r>
-    </w:p>
-    <w:p>
-      <w:r>
-        <w:t>Nedan presenteras fynd av naturvårdsarter som gjorts i det avverkningsanmälda området, samt relevanta utdrag ur standarderna för FSC, Chain of Custody, Controlled Wood och PEFC. I BILAGA 1 finns artfakta om rödlistade arter.</w:t>
-      </w:r>
-    </w:p>
-    <w:p>
-      <w:r>
-        <w:t>Vi förväntar oss att ni återkommer med ett skriftligt svar på vårt klagomål och även beskriver vilka korrigerande åtgärder ni satt in för att rätta till identifierade brister i er efterlevnad av den svenska FSC standarden.</w:t>
-      </w:r>
-    </w:p>
-    <w:p>
-      <w:pPr>
-        <w:pStyle w:val="Heading1"/>
-      </w:pPr>
-      <w:r>
-        <w:t>Naturvårdsarter</w:t>
-      </w:r>
-    </w:p>
-    <w:p>
-      <w:r>
-        <w:t>I och inom 11 meter från avverkningsanmälan har följande 4 naturvårdsarter hittats: ulltickeporing (VU), blå taggsvamp (NT, T), ullticka (NT, T) och rävticka (S, T). Av dessa är 3 rödlistade. För rödlistade arter har rödlistekategorin angivits inom parentes. Arter som är signalarter enligt Skogsstyrelsen har markerats med (S). Typiska arter inom Natura 2000 som är kopplade till skogsekosystem har markerats med (T).</w:t>
-      </w:r>
-    </w:p>
-    <w:p>
-      <w:r>
-        <w:t>De påträffade naturvårdsarterna är ett tydligt kvitto på att det rör sig om en skog med höga naturvärden.</w:t>
-      </w:r>
-      <w:r>
-        <w:t xml:space="preserve"> I Figur 1 visas fyndplatser för naturvårdsarter i området, som finns registrerade på Artportalen.</w:t>
+        <w:t>Detta klagomål behandlar höga naturvärden i avverkningsanmälan A 20886-2026 i Krokoms kommun som inkom 2026-04-30 och omfattar 3,9 ha.</w:t>
       </w:r>
     </w:p>
     <w:p>
@@ -247,7 +216,59 @@
         <w:spacing w:after="240"/>
       </w:pPr>
       <w:r>
-        <w:t>Figur 1. Fyndplatser för naturvårdsarter i och inom 11 meter från avverkningsanmälan (röd linje). Markörer utan svart kant är placerade på fyndplatsen. Markörer med svart kant är placerade vid sidan av fyndplatsen och har ett svart streck som visar fyndplatsens exakta position. Kartans mittpunktskoordinat är N 7028630, E 479617 i SWEREF 99 TM.</w:t>
+        <w:t>Figur 1. Fyndplatser för naturvårdsarter i och inom 11 meter från avverkningsanmälan. Markörer utan svart kant är placerade på fyndplatsen. Markörer med svart kant är placerade vid sidan av fyndplatsen har ett svart streck som visar fyndplatsens exakta position. Kartans mittpunktskoordinat är N 7028630, E 479617 i SWEREF 99 TM.</w:t>
+      </w:r>
+    </w:p>
+    <w:p>
+      <w:r>
+        <w:t>I och inom 11 meter från avverkningsanmälan finns fynd av 4 naturvårdsarter, varav 3 är rödlistade, 3 är typiska (T) och 1 är signalart (S): ulltickeporing (VU), blå taggsvamp (NT, T), ullticka (NT, T) och rävticka (S, T). Se Figur 1.</w:t>
+      </w:r>
+    </w:p>
+    <w:p>
+      <w:r>
+        <w:t>Nedan presenteras relevanta utdrag ur standarderna för FSC, Chain of Custody, Controlled Wood och PEFC.</w:t>
+      </w:r>
+    </w:p>
+    <w:p>
+      <w:r>
+        <w:t>Vi förväntar oss att ni återkommer med ett skriftligt svar på vårt klagomål och även beskriver vilka korrigerande åtgärder ni satt in för att rätta till identifierade brister i er efterlevnad av den svenska FSC standarden.</w:t>
+      </w:r>
+    </w:p>
+    <w:p>
+      <w:pPr>
+        <w:pStyle w:val="Heading1"/>
+      </w:pPr>
+      <w:r>
+        <w:t>Naturvårdsarter och fridlysta arter</w:t>
+      </w:r>
+    </w:p>
+    <w:p>
+      <w:r>
+        <w:t>Nedan följer beskrivningar av de naturvårdsarter och fridlysta arter som har sina livsmiljöer och växtplatser i den avverkningsanmälda skogen. Se även ytterligare artfakta i BILAGA 1. De påträffade naturvårdsarterna är ett tydligt kvitto på att det rör sig om en skog med höga naturvärden.</w:t>
+      </w:r>
+    </w:p>
+    <w:p>
+      <w:r>
+        <w:rPr>
+          <w:b/>
+        </w:rPr>
+        <w:t xml:space="preserve">Ulltickeporing </w:t>
+      </w:r>
+      <w:r>
+        <w:rPr>
+          <w:b/>
+          <w:i/>
+        </w:rPr>
+        <w:t>Skeletocutis brevispora</w:t>
+      </w:r>
+      <w:r>
+        <w:rPr>
+          <w:b/>
+        </w:rPr>
+        <w:t xml:space="preserve"> (VU)</w:t>
+      </w:r>
+      <w:r>
+        <w:t>, rödlistad som sårbar, växer på ullticka (NT) i naturskogsartade granskogar. Avverkning av naturskogslika miljöer och av grova granar där ulltickeporing förekommer är ett direkt hot mot artens fortlevnad. Alla skogliga åtgärder som innebär att lågor och döda eller skadade träd tas bort missgynnar arten. På sikt är minskad tillgång till lämpligt substrat och krympande areal av naturskog ett hot, framförallt råder brist på grov ved som lågor i sena nedbrytningsstadier. Ytterligare fragmentering av skogslandskapet minskar artens möjligheter till spridning. Gamla granskogar som hyser arten undantas helt från skogsbruk (SLU Artdatabanken, 2024).</w:t>
       </w:r>
     </w:p>
     <w:p>
@@ -268,26 +289,6 @@
       </w:r>
       <w:r>
         <w:t xml:space="preserve"> (SLU Artdatabanken, 2024; Nitare &amp; Skogsstyrelsen, 2019).</w:t>
-      </w:r>
-    </w:p>
-    <w:p>
-      <w:r>
-        <w:rPr>
-          <w:b/>
-        </w:rPr>
-        <w:t>Rävticka</w:t>
-      </w:r>
-      <w:r>
-        <w:t xml:space="preserve"> är typisk art för </w:t>
-      </w:r>
-      <w:r>
-        <w:rPr>
-          <w:i/>
-        </w:rPr>
-        <w:t xml:space="preserve">9010 Taiga </w:t>
-      </w:r>
-      <w:r>
-        <w:t>(SLU Artdatabanken, 2025).</w:t>
       </w:r>
     </w:p>
     <w:p>
@@ -351,23 +352,19 @@
         <w:rPr>
           <w:b/>
         </w:rPr>
-        <w:t xml:space="preserve">Ulltickeporing </w:t>
+        <w:t>Rävticka</w:t>
+      </w:r>
+      <w:r>
+        <w:t xml:space="preserve"> är typisk art för </w:t>
       </w:r>
       <w:r>
         <w:rPr>
-          <w:b/>
           <w:i/>
         </w:rPr>
-        <w:t>Skeletocutis brevispora</w:t>
+        <w:t xml:space="preserve">9010 Taiga </w:t>
       </w:r>
       <w:r>
-        <w:rPr>
-          <w:b/>
-        </w:rPr>
-        <w:t xml:space="preserve"> (VU)</w:t>
-      </w:r>
-      <w:r>
-        <w:t>, rödlistad som sårbar, växer på ullticka (NT) i naturskogsartade granskogar. Avverkning av naturskogslika miljöer och av grova granar där ulltickeporing förekommer är ett direkt hot mot artens fortlevnad. Alla skogliga åtgärder som innebär att lågor och döda eller skadade träd tas bort missgynnar arten. På sikt är minskad tillgång till lämpligt substrat och krympande areal av naturskog ett hot, framförallt råder brist på grov ved som lågor i sena nedbrytningsstadier. Ytterligare fragmentering av skogslandskapet minskar artens möjligheter till spridning. Gamla granskogar som hyser arten undantas helt från skogsbruk (SLU Artdatabanken, 2024).</w:t>
+        <w:t>(SLU Artdatabanken, 2025).</w:t>
       </w:r>
     </w:p>
     <w:p>
@@ -878,7 +875,7 @@
     <w:r>
       <w:tab/>
       <w:tab/>
-      <w:t>2026-06-20</w:t>
+      <w:t>2026-06-21</w:t>
       <w:br/>
       <w:br/>
     </w:r>

--- a/klagomål/A 20886-2026 FSC-klagomål.docx
+++ b/klagomål/A 20886-2026 FSC-klagomål.docx
@@ -875,7 +875,7 @@
     <w:r>
       <w:tab/>
       <w:tab/>
-      <w:t>2026-06-21</w:t>
+      <w:t>2026-06-22</w:t>
       <w:br/>
       <w:br/>
     </w:r>

--- a/klagomål/A 20886-2026 FSC-klagomål.docx
+++ b/klagomål/A 20886-2026 FSC-klagomål.docx
@@ -875,7 +875,7 @@
     <w:r>
       <w:tab/>
       <w:tab/>
-      <w:t>2026-06-22</w:t>
+      <w:t>2026-06-23</w:t>
       <w:br/>
       <w:br/>
     </w:r>

--- a/klagomål/A 20886-2026 FSC-klagomål.docx
+++ b/klagomål/A 20886-2026 FSC-klagomål.docx
@@ -875,7 +875,7 @@
     <w:r>
       <w:tab/>
       <w:tab/>
-      <w:t>2026-06-23</w:t>
+      <w:t>2026-06-24</w:t>
       <w:br/>
       <w:br/>
     </w:r>

--- a/klagomål/A 20886-2026 FSC-klagomål.docx
+++ b/klagomål/A 20886-2026 FSC-klagomål.docx
@@ -875,7 +875,7 @@
     <w:r>
       <w:tab/>
       <w:tab/>
-      <w:t>2026-06-24</w:t>
+      <w:t>2026-06-25</w:t>
       <w:br/>
       <w:br/>
     </w:r>

--- a/klagomål/A 20886-2026 FSC-klagomål.docx
+++ b/klagomål/A 20886-2026 FSC-klagomål.docx
@@ -875,7 +875,7 @@
     <w:r>
       <w:tab/>
       <w:tab/>
-      <w:t>2026-06-25</w:t>
+      <w:t>2026-06-26</w:t>
       <w:br/>
       <w:br/>
     </w:r>

--- a/klagomål/A 20886-2026 FSC-klagomål.docx
+++ b/klagomål/A 20886-2026 FSC-klagomål.docx
@@ -875,7 +875,7 @@
     <w:r>
       <w:tab/>
       <w:tab/>
-      <w:t>2026-06-26</w:t>
+      <w:t>2026-06-27</w:t>
       <w:br/>
       <w:br/>
     </w:r>

--- a/klagomål/A 20886-2026 FSC-klagomål.docx
+++ b/klagomål/A 20886-2026 FSC-klagomål.docx
@@ -875,7 +875,7 @@
     <w:r>
       <w:tab/>
       <w:tab/>
-      <w:t>2026-06-27</w:t>
+      <w:t>2026-06-28</w:t>
       <w:br/>
       <w:br/>
     </w:r>

--- a/klagomål/A 20886-2026 FSC-klagomål.docx
+++ b/klagomål/A 20886-2026 FSC-klagomål.docx
@@ -875,7 +875,7 @@
     <w:r>
       <w:tab/>
       <w:tab/>
-      <w:t>2026-06-28</w:t>
+      <w:t>2026-06-29</w:t>
       <w:br/>
       <w:br/>
     </w:r>

--- a/klagomål/A 20886-2026 FSC-klagomål.docx
+++ b/klagomål/A 20886-2026 FSC-klagomål.docx
@@ -875,7 +875,7 @@
     <w:r>
       <w:tab/>
       <w:tab/>
-      <w:t>2026-06-29</w:t>
+      <w:t>2026-06-30</w:t>
       <w:br/>
       <w:br/>
     </w:r>

--- a/klagomål/A 20886-2026 FSC-klagomål.docx
+++ b/klagomål/A 20886-2026 FSC-klagomål.docx
@@ -875,7 +875,7 @@
     <w:r>
       <w:tab/>
       <w:tab/>
-      <w:t>2026-06-30</w:t>
+      <w:t>2026-07-01</w:t>
       <w:br/>
       <w:br/>
     </w:r>

--- a/klagomål/A 20886-2026 FSC-klagomål.docx
+++ b/klagomål/A 20886-2026 FSC-klagomål.docx
@@ -875,7 +875,7 @@
     <w:r>
       <w:tab/>
       <w:tab/>
-      <w:t>2026-07-01</w:t>
+      <w:t>2026-07-02</w:t>
       <w:br/>
       <w:br/>
     </w:r>

--- a/klagomål/A 20886-2026 FSC-klagomål.docx
+++ b/klagomål/A 20886-2026 FSC-klagomål.docx
@@ -875,7 +875,7 @@
     <w:r>
       <w:tab/>
       <w:tab/>
-      <w:t>2026-07-13</w:t>
+      <w:t>2026-07-14</w:t>
       <w:br/>
       <w:br/>
     </w:r>

--- a/klagomål/A 20886-2026 FSC-klagomål.docx
+++ b/klagomål/A 20886-2026 FSC-klagomål.docx
@@ -875,7 +875,7 @@
     <w:r>
       <w:tab/>
       <w:tab/>
-      <w:t>2026-07-14</w:t>
+      <w:t>2026-07-15</w:t>
       <w:br/>
       <w:br/>
     </w:r>

--- a/klagomål/A 20886-2026 FSC-klagomål.docx
+++ b/klagomål/A 20886-2026 FSC-klagomål.docx
@@ -875,7 +875,7 @@
     <w:r>
       <w:tab/>
       <w:tab/>
-      <w:t>2026-07-15</w:t>
+      <w:t>2026-07-16</w:t>
       <w:br/>
       <w:br/>
     </w:r>

--- a/klagomål/A 20886-2026 FSC-klagomål.docx
+++ b/klagomål/A 20886-2026 FSC-klagomål.docx
@@ -875,7 +875,7 @@
     <w:r>
       <w:tab/>
       <w:tab/>
-      <w:t>2026-07-16</w:t>
+      <w:t>2026-07-17</w:t>
       <w:br/>
       <w:br/>
     </w:r>

--- a/klagomål/A 20886-2026 FSC-klagomål.docx
+++ b/klagomål/A 20886-2026 FSC-klagomål.docx
@@ -875,7 +875,7 @@
     <w:r>
       <w:tab/>
       <w:tab/>
-      <w:t>2026-07-17</w:t>
+      <w:t>2026-07-18</w:t>
       <w:br/>
       <w:br/>
     </w:r>

--- a/klagomål/A 20886-2026 FSC-klagomål.docx
+++ b/klagomål/A 20886-2026 FSC-klagomål.docx
@@ -875,7 +875,7 @@
     <w:r>
       <w:tab/>
       <w:tab/>
-      <w:t>2026-07-18</w:t>
+      <w:t>2026-07-19</w:t>
       <w:br/>
       <w:br/>
     </w:r>

--- a/klagomål/A 20886-2026 FSC-klagomål.docx
+++ b/klagomål/A 20886-2026 FSC-klagomål.docx
@@ -875,7 +875,7 @@
     <w:r>
       <w:tab/>
       <w:tab/>
-      <w:t>2026-07-19</w:t>
+      <w:t>2026-07-20</w:t>
       <w:br/>
       <w:br/>
     </w:r>

--- a/klagomål/A 20886-2026 FSC-klagomål.docx
+++ b/klagomål/A 20886-2026 FSC-klagomål.docx
@@ -875,7 +875,7 @@
     <w:r>
       <w:tab/>
       <w:tab/>
-      <w:t>2026-07-20</w:t>
+      <w:t>2026-07-21</w:t>
       <w:br/>
       <w:br/>
     </w:r>

--- a/klagomål/A 20886-2026 FSC-klagomål.docx
+++ b/klagomål/A 20886-2026 FSC-klagomål.docx
@@ -875,7 +875,7 @@
     <w:r>
       <w:tab/>
       <w:tab/>
-      <w:t>2026-07-21</w:t>
+      <w:t>2026-07-22</w:t>
       <w:br/>
       <w:br/>
     </w:r>

--- a/klagomål/A 20886-2026 FSC-klagomål.docx
+++ b/klagomål/A 20886-2026 FSC-klagomål.docx
@@ -875,7 +875,7 @@
     <w:r>
       <w:tab/>
       <w:tab/>
-      <w:t>2026-07-22</w:t>
+      <w:t>2026-07-23</w:t>
       <w:br/>
       <w:br/>
     </w:r>

--- a/klagomål/A 20886-2026 FSC-klagomål.docx
+++ b/klagomål/A 20886-2026 FSC-klagomål.docx
@@ -875,7 +875,7 @@
     <w:r>
       <w:tab/>
       <w:tab/>
-      <w:t>2026-07-23</w:t>
+      <w:t>2026-07-24</w:t>
       <w:br/>
       <w:br/>
     </w:r>

--- a/klagomål/A 20886-2026 FSC-klagomål.docx
+++ b/klagomål/A 20886-2026 FSC-klagomål.docx
@@ -875,7 +875,7 @@
     <w:r>
       <w:tab/>
       <w:tab/>
-      <w:t>2026-07-24</w:t>
+      <w:t>2026-07-25</w:t>
       <w:br/>
       <w:br/>
     </w:r>

--- a/klagomål/A 20886-2026 FSC-klagomål.docx
+++ b/klagomål/A 20886-2026 FSC-klagomål.docx
@@ -875,7 +875,7 @@
     <w:r>
       <w:tab/>
       <w:tab/>
-      <w:t>2026-07-25</w:t>
+      <w:t>2026-07-26</w:t>
       <w:br/>
       <w:br/>
     </w:r>

--- a/klagomål/A 20886-2026 FSC-klagomål.docx
+++ b/klagomål/A 20886-2026 FSC-klagomål.docx
@@ -875,7 +875,7 @@
     <w:r>
       <w:tab/>
       <w:tab/>
-      <w:t>2026-07-26</w:t>
+      <w:t>2026-07-27</w:t>
       <w:br/>
       <w:br/>
     </w:r>

--- a/klagomål/A 20886-2026 FSC-klagomål.docx
+++ b/klagomål/A 20886-2026 FSC-klagomål.docx
@@ -875,7 +875,7 @@
     <w:r>
       <w:tab/>
       <w:tab/>
-      <w:t>2026-07-27</w:t>
+      <w:t>2026-07-28</w:t>
       <w:br/>
       <w:br/>
     </w:r>

--- a/klagomål/A 20886-2026 FSC-klagomål.docx
+++ b/klagomål/A 20886-2026 FSC-klagomål.docx
@@ -875,7 +875,7 @@
     <w:r>
       <w:tab/>
       <w:tab/>
-      <w:t>2026-07-28</w:t>
+      <w:t>2026-07-29</w:t>
       <w:br/>
       <w:br/>
     </w:r>

--- a/klagomål/A 20886-2026 FSC-klagomål.docx
+++ b/klagomål/A 20886-2026 FSC-klagomål.docx
@@ -875,7 +875,7 @@
     <w:r>
       <w:tab/>
       <w:tab/>
-      <w:t>2026-07-29</w:t>
+      <w:t>2026-07-30</w:t>
       <w:br/>
       <w:br/>
     </w:r>

--- a/klagomål/A 20886-2026 FSC-klagomål.docx
+++ b/klagomål/A 20886-2026 FSC-klagomål.docx
@@ -875,7 +875,7 @@
     <w:r>
       <w:tab/>
       <w:tab/>
-      <w:t>2026-07-30</w:t>
+      <w:t>2026-07-31</w:t>
       <w:br/>
       <w:br/>
     </w:r>

--- a/klagomål/A 20886-2026 FSC-klagomål.docx
+++ b/klagomål/A 20886-2026 FSC-klagomål.docx
@@ -875,7 +875,7 @@
     <w:r>
       <w:tab/>
       <w:tab/>
-      <w:t>2026-07-31</w:t>
+      <w:t>2026-08-01</w:t>
       <w:br/>
       <w:br/>
     </w:r>

--- a/klagomål/A 20886-2026 FSC-klagomål.docx
+++ b/klagomål/A 20886-2026 FSC-klagomål.docx
@@ -875,7 +875,7 @@
     <w:r>
       <w:tab/>
       <w:tab/>
-      <w:t>2026-08-01</w:t>
+      <w:t>2026-08-02</w:t>
       <w:br/>
       <w:br/>
     </w:r>

--- a/klagomål/A 20886-2026 FSC-klagomål.docx
+++ b/klagomål/A 20886-2026 FSC-klagomål.docx
@@ -875,7 +875,7 @@
     <w:r>
       <w:tab/>
       <w:tab/>
-      <w:t>2026-08-02</w:t>
+      <w:t>2026-08-03</w:t>
       <w:br/>
       <w:br/>
     </w:r>

--- a/klagomål/A 20886-2026 FSC-klagomål.docx
+++ b/klagomål/A 20886-2026 FSC-klagomål.docx
@@ -875,7 +875,7 @@
     <w:r>
       <w:tab/>
       <w:tab/>
-      <w:t>2026-08-03</w:t>
+      <w:t>2026-08-05</w:t>
       <w:br/>
       <w:br/>
     </w:r>

--- a/klagomål/A 20886-2026 FSC-klagomål.docx
+++ b/klagomål/A 20886-2026 FSC-klagomål.docx
@@ -875,7 +875,7 @@
     <w:r>
       <w:tab/>
       <w:tab/>
-      <w:t>2026-08-05</w:t>
+      <w:t>2026-08-07</w:t>
       <w:br/>
       <w:br/>
     </w:r>

--- a/klagomål/A 20886-2026 FSC-klagomål.docx
+++ b/klagomål/A 20886-2026 FSC-klagomål.docx
@@ -875,7 +875,7 @@
     <w:r>
       <w:tab/>
       <w:tab/>
-      <w:t>2026-08-07</w:t>
+      <w:t>2026-08-08</w:t>
       <w:br/>
       <w:br/>
     </w:r>

--- a/klagomål/A 20886-2026 FSC-klagomål.docx
+++ b/klagomål/A 20886-2026 FSC-klagomål.docx
@@ -216,7 +216,7 @@
         <w:spacing w:after="240"/>
       </w:pPr>
       <w:r>
-        <w:t>Figur 1. Fyndplatser för naturvårdsarter i och inom 11 meter från avverkningsanmälan. Markörer utan svart kant är placerade på fyndplatsen. Markörer med svart kant är placerade vid sidan av fyndplatsen har ett svart streck som visar fyndplatsens exakta position. Kartans mittpunktskoordinat är N 7028630, E 479617 i SWEREF 99 TM.</w:t>
+        <w:t>Figur 1. Fyndplatser för naturvårdsarter i och inom 11 meter från avverkningsanmälan. Markörer utan svart kant är placerade på fyndplatsen. Markörer med svart kant är placerade vid sidan av fyndplatsen och har ett svart streck som visar fyndplatsens exakta position. Kartans mittpunktskoordinat är N 7028630, E 479617 i SWEREF 99 TM.</w:t>
       </w:r>
     </w:p>
     <w:p>
@@ -875,7 +875,7 @@
     <w:r>
       <w:tab/>
       <w:tab/>
-      <w:t>2026-08-14</w:t>
+      <w:t>2026-08-15</w:t>
       <w:br/>
       <w:br/>
     </w:r>

--- a/klagomål/A 20886-2026 FSC-klagomål.docx
+++ b/klagomål/A 20886-2026 FSC-klagomål.docx
@@ -875,7 +875,7 @@
     <w:r>
       <w:tab/>
       <w:tab/>
-      <w:t>2026-08-15</w:t>
+      <w:t>2026-08-16</w:t>
       <w:br/>
       <w:br/>
     </w:r>

--- a/klagomål/A 20886-2026 FSC-klagomål.docx
+++ b/klagomål/A 20886-2026 FSC-klagomål.docx
@@ -875,7 +875,7 @@
     <w:r>
       <w:tab/>
       <w:tab/>
-      <w:t>2026-08-16</w:t>
+      <w:t>2026-08-17</w:t>
       <w:br/>
       <w:br/>
     </w:r>

--- a/klagomål/A 20886-2026 FSC-klagomål.docx
+++ b/klagomål/A 20886-2026 FSC-klagomål.docx
@@ -875,7 +875,7 @@
     <w:r>
       <w:tab/>
       <w:tab/>
-      <w:t>2026-08-17</w:t>
+      <w:t>2026-08-18</w:t>
       <w:br/>
       <w:br/>
     </w:r>

--- a/klagomål/A 20886-2026 FSC-klagomål.docx
+++ b/klagomål/A 20886-2026 FSC-klagomål.docx
@@ -875,7 +875,7 @@
     <w:r>
       <w:tab/>
       <w:tab/>
-      <w:t>2026-08-18</w:t>
+      <w:t>2026-08-19</w:t>
       <w:br/>
       <w:br/>
     </w:r>

--- a/klagomål/A 20886-2026 FSC-klagomål.docx
+++ b/klagomål/A 20886-2026 FSC-klagomål.docx
@@ -875,7 +875,7 @@
     <w:r>
       <w:tab/>
       <w:tab/>
-      <w:t>2026-08-19</w:t>
+      <w:t>2026-08-20</w:t>
       <w:br/>
       <w:br/>
     </w:r>

--- a/klagomål/A 20886-2026 FSC-klagomål.docx
+++ b/klagomål/A 20886-2026 FSC-klagomål.docx
@@ -875,7 +875,7 @@
     <w:r>
       <w:tab/>
       <w:tab/>
-      <w:t>2026-08-20</w:t>
+      <w:t>2026-08-21</w:t>
       <w:br/>
       <w:br/>
     </w:r>

--- a/klagomål/A 20886-2026 FSC-klagomål.docx
+++ b/klagomål/A 20886-2026 FSC-klagomål.docx
@@ -875,7 +875,7 @@
     <w:r>
       <w:tab/>
       <w:tab/>
-      <w:t>2026-08-21</w:t>
+      <w:t>2026-08-22</w:t>
       <w:br/>
       <w:br/>
     </w:r>

--- a/klagomål/A 20886-2026 FSC-klagomål.docx
+++ b/klagomål/A 20886-2026 FSC-klagomål.docx
@@ -875,7 +875,7 @@
     <w:r>
       <w:tab/>
       <w:tab/>
-      <w:t>2026-08-22</w:t>
+      <w:t>2026-08-23</w:t>
       <w:br/>
       <w:br/>
     </w:r>

--- a/klagomål/A 20886-2026 FSC-klagomål.docx
+++ b/klagomål/A 20886-2026 FSC-klagomål.docx
@@ -875,7 +875,7 @@
     <w:r>
       <w:tab/>
       <w:tab/>
-      <w:t>2026-08-23</w:t>
+      <w:t>2026-08-24</w:t>
       <w:br/>
       <w:br/>
     </w:r>

--- a/klagomål/A 20886-2026 FSC-klagomål.docx
+++ b/klagomål/A 20886-2026 FSC-klagomål.docx
@@ -875,7 +875,7 @@
     <w:r>
       <w:tab/>
       <w:tab/>
-      <w:t>2026-08-24</w:t>
+      <w:t>2026-08-25</w:t>
       <w:br/>
       <w:br/>
     </w:r>

--- a/klagomål/A 20886-2026 FSC-klagomål.docx
+++ b/klagomål/A 20886-2026 FSC-klagomål.docx
@@ -875,7 +875,7 @@
     <w:r>
       <w:tab/>
       <w:tab/>
-      <w:t>2026-08-25</w:t>
+      <w:t>2026-08-26</w:t>
       <w:br/>
       <w:br/>
     </w:r>

--- a/klagomål/A 20886-2026 FSC-klagomål.docx
+++ b/klagomål/A 20886-2026 FSC-klagomål.docx
@@ -875,7 +875,7 @@
     <w:r>
       <w:tab/>
       <w:tab/>
-      <w:t>2026-08-26</w:t>
+      <w:t>2026-08-27</w:t>
       <w:br/>
       <w:br/>
     </w:r>

--- a/klagomål/A 20886-2026 FSC-klagomål.docx
+++ b/klagomål/A 20886-2026 FSC-klagomål.docx
@@ -875,7 +875,7 @@
     <w:r>
       <w:tab/>
       <w:tab/>
-      <w:t>2026-08-27</w:t>
+      <w:t>2026-08-28</w:t>
       <w:br/>
       <w:br/>
     </w:r>

--- a/klagomål/A 20886-2026 FSC-klagomål.docx
+++ b/klagomål/A 20886-2026 FSC-klagomål.docx
@@ -875,7 +875,7 @@
     <w:r>
       <w:tab/>
       <w:tab/>
-      <w:t>2026-08-28</w:t>
+      <w:t>2026-08-29</w:t>
       <w:br/>
       <w:br/>
     </w:r>

--- a/klagomål/A 20886-2026 FSC-klagomål.docx
+++ b/klagomål/A 20886-2026 FSC-klagomål.docx
@@ -875,7 +875,7 @@
     <w:r>
       <w:tab/>
       <w:tab/>
-      <w:t>2026-08-29</w:t>
+      <w:t>2026-08-31</w:t>
       <w:br/>
       <w:br/>
     </w:r>

--- a/klagomål/A 20886-2026 FSC-klagomål.docx
+++ b/klagomål/A 20886-2026 FSC-klagomål.docx
@@ -875,7 +875,7 @@
     <w:r>
       <w:tab/>
       <w:tab/>
-      <w:t>2026-08-31</w:t>
+      <w:t>2026-09-01</w:t>
       <w:br/>
       <w:br/>
     </w:r>

--- a/klagomål/A 20886-2026 FSC-klagomål.docx
+++ b/klagomål/A 20886-2026 FSC-klagomål.docx
@@ -875,7 +875,7 @@
     <w:r>
       <w:tab/>
       <w:tab/>
-      <w:t>2026-09-01</w:t>
+      <w:t>2026-09-02</w:t>
       <w:br/>
       <w:br/>
     </w:r>

--- a/klagomål/A 20886-2026 FSC-klagomål.docx
+++ b/klagomål/A 20886-2026 FSC-klagomål.docx
@@ -875,7 +875,7 @@
     <w:r>
       <w:tab/>
       <w:tab/>
-      <w:t>2026-09-02</w:t>
+      <w:t>2026-09-03</w:t>
       <w:br/>
       <w:br/>
     </w:r>

--- a/klagomål/A 20886-2026 FSC-klagomål.docx
+++ b/klagomål/A 20886-2026 FSC-klagomål.docx
@@ -875,7 +875,7 @@
     <w:r>
       <w:tab/>
       <w:tab/>
-      <w:t>2026-09-03</w:t>
+      <w:t>2026-09-04</w:t>
       <w:br/>
       <w:br/>
     </w:r>

--- a/klagomål/A 20886-2026 FSC-klagomål.docx
+++ b/klagomål/A 20886-2026 FSC-klagomål.docx
@@ -875,7 +875,7 @@
     <w:r>
       <w:tab/>
       <w:tab/>
-      <w:t>2026-09-04</w:t>
+      <w:t>2026-09-05</w:t>
       <w:br/>
       <w:br/>
     </w:r>

--- a/klagomål/A 20886-2026 FSC-klagomål.docx
+++ b/klagomål/A 20886-2026 FSC-klagomål.docx
@@ -875,7 +875,7 @@
     <w:r>
       <w:tab/>
       <w:tab/>
-      <w:t>2026-09-05</w:t>
+      <w:t>2026-09-06</w:t>
       <w:br/>
       <w:br/>
     </w:r>

--- a/klagomål/A 20886-2026 FSC-klagomål.docx
+++ b/klagomål/A 20886-2026 FSC-klagomål.docx
@@ -875,7 +875,7 @@
     <w:r>
       <w:tab/>
       <w:tab/>
-      <w:t>2026-09-06</w:t>
+      <w:t>2026-09-07</w:t>
       <w:br/>
       <w:br/>
     </w:r>

--- a/klagomål/A 20886-2026 FSC-klagomål.docx
+++ b/klagomål/A 20886-2026 FSC-klagomål.docx
@@ -875,7 +875,7 @@
     <w:r>
       <w:tab/>
       <w:tab/>
-      <w:t>2026-09-07</w:t>
+      <w:t>2026-09-08</w:t>
       <w:br/>
       <w:br/>
     </w:r>

--- a/klagomål/A 20886-2026 FSC-klagomål.docx
+++ b/klagomål/A 20886-2026 FSC-klagomål.docx
@@ -875,7 +875,7 @@
     <w:r>
       <w:tab/>
       <w:tab/>
-      <w:t>2026-09-08</w:t>
+      <w:t>2026-09-09</w:t>
       <w:br/>
       <w:br/>
     </w:r>

--- a/klagomål/A 20886-2026 FSC-klagomål.docx
+++ b/klagomål/A 20886-2026 FSC-klagomål.docx
@@ -875,7 +875,7 @@
     <w:r>
       <w:tab/>
       <w:tab/>
-      <w:t>2026-09-09</w:t>
+      <w:t>2026-09-10</w:t>
       <w:br/>
       <w:br/>
     </w:r>

--- a/klagomål/A 20886-2026 FSC-klagomål.docx
+++ b/klagomål/A 20886-2026 FSC-klagomål.docx
@@ -875,7 +875,7 @@
     <w:r>
       <w:tab/>
       <w:tab/>
-      <w:t>2026-09-10</w:t>
+      <w:t>2026-09-11</w:t>
       <w:br/>
       <w:br/>
     </w:r>

--- a/klagomål/A 20886-2026 FSC-klagomål.docx
+++ b/klagomål/A 20886-2026 FSC-klagomål.docx
@@ -875,7 +875,7 @@
     <w:r>
       <w:tab/>
       <w:tab/>
-      <w:t>2026-09-11</w:t>
+      <w:t>2026-09-12</w:t>
       <w:br/>
       <w:br/>
     </w:r>

--- a/klagomål/A 20886-2026 FSC-klagomål.docx
+++ b/klagomål/A 20886-2026 FSC-klagomål.docx
@@ -875,7 +875,7 @@
     <w:r>
       <w:tab/>
       <w:tab/>
-      <w:t>2026-09-12</w:t>
+      <w:t>2026-09-13</w:t>
       <w:br/>
       <w:br/>
     </w:r>
